--- a/rapports/2026-06-06/EQ19/EQ19_enq4_v2/DR_malforme_1_32101E_11/47-19-49-85.docx
+++ b/rapports/2026-06-06/EQ19/EQ19_enq4_v2/DR_malforme_1_32101E_11/47-19-49-85.docx
@@ -297,7 +297,7 @@
           <w:color w:val="1F6FEB"/>
           <w:sz w:val="22"/>
         </w:rPr>
-        <w:t>⚠ INCOHÉRENCES À CORRIGER (133)</w:t>
+        <w:t>⚠ INCOHÉRENCES À CORRIGER (128)</w:t>
       </w:r>
     </w:p>
     <w:tbl>
@@ -2015,7 +2015,7 @@
                 <w:i w:val="0"/>
                 <w:sz w:val="17"/>
               </w:rPr>
-              <w:t>Incohérence!!! seulement les écoles privées paient les frais de scolarité (y compris les frais d'inscription).</w:t>
+              <w:t>Incoherent!!! Le niveau d'études suivi par Amadou Doucoure  au cours de l'année 2024/2025 est Primaire ou son niveau d'études le plus élevé atteint est  mais il déclare en 2.11 qu'il a obtenu comme résultat le Diplômé, études achevées.</w:t>
             </w:r>
           </w:p>
         </w:tc>
@@ -2105,7 +2105,7 @@
                 <w:i w:val="0"/>
                 <w:sz w:val="17"/>
               </w:rPr>
-              <w:t>Incoherent!!! Le niveau d'études suivi par Amadou Doucoure  au cours de l'année 2024/2025 est Primaire ou son niveau d'études le plus élevé atteint est  mais il déclare en 2.11 qu'il a obtenu comme résultat le Diplômé, études achevées.</w:t>
+              <w:t>Prière de corriger cette incoherence en 2.11.</w:t>
             </w:r>
           </w:p>
         </w:tc>
@@ -2164,7 +2164,7 @@
                 <w:color w:val="16A34A"/>
                 <w:sz w:val="16"/>
               </w:rPr>
-              <w:t>—</w:t>
+              <w:t>s01q32, s01q36, s01q38, s04q37_modif, s02q33, s02q34, s01q00b</w:t>
             </w:r>
           </w:p>
         </w:tc>
@@ -2195,7 +2195,7 @@
                 <w:i w:val="0"/>
                 <w:sz w:val="17"/>
               </w:rPr>
-              <w:t>Prière de corriger cette incoherence en 2.11.</w:t>
+              <w:t>Peu probable!!! Vu l'âge (14 ans) de Amadou Doucoure ou l'année à laquelle Amadou Doucoure a fréquenté l'école pour la dernière fois (.) le dernier diplome de Amadou Doucoure ne peut être le Certificat d'études primaires (CEP), prière de corriger cette incohérence ou confirmer avec le QG.</w:t>
             </w:r>
           </w:p>
         </w:tc>
@@ -2254,7 +2254,7 @@
                 <w:color w:val="16A34A"/>
                 <w:sz w:val="16"/>
               </w:rPr>
-              <w:t>s01q32, s01q36, s01q38, s04q37_modif, s02q33, s02q34, s01q00b</w:t>
+              <w:t>—</w:t>
             </w:r>
           </w:p>
         </w:tc>
@@ -2285,7 +2285,7 @@
                 <w:i w:val="0"/>
                 <w:sz w:val="17"/>
               </w:rPr>
-              <w:t>Peu probable!!! Vu l'âge (14 ans) de Amadou Doucoure ou l'année à laquelle Amadou Doucoure a fréquenté l'école pour la dernière fois (.) le dernier diplome de Amadou Doucoure ne peut être le Certificat d'études primaires (CEP), prière de corriger cette incohérence ou confirmer avec le QG.</w:t>
+              <w:t>Incohérent!! Le niveau d'instruction déclaré par l'un des enfants () au niveau de la section 1 de Fatoumata Keita diffère de celui donné par Fatoumata Keita lui-même qui affirme ne pas avoir frequenté l'école formelle.</w:t>
             </w:r>
           </w:p>
         </w:tc>
@@ -2344,7 +2344,7 @@
                 <w:color w:val="16A34A"/>
                 <w:sz w:val="16"/>
               </w:rPr>
-              <w:t>—</w:t>
+              <w:t>s01q32, s01q36, s01q38, s04q37_modif, s02q33, s02q34, s01q00b</w:t>
             </w:r>
           </w:p>
         </w:tc>
@@ -2375,7 +2375,7 @@
                 <w:i w:val="0"/>
                 <w:sz w:val="17"/>
               </w:rPr>
-              <w:t>Incohérent!! Le niveau d'instruction déclaré par l'un des enfants () au niveau de la section 1 de Fatoumata Keita diffère de celui donné par Fatoumata Keita lui-même qui affirme ne pas avoir frequenté l'école formelle.</w:t>
+              <w:t>Peu probable!!! Vu l'âge (23 ans) de Boubacar Doucoure ou l'année à laquelle Boubacar Doucoure a fréquenté l'école pour la dernière fois (2015) le dernier diplome de Boubacar Doucoure ne peut être le Certificat d'études primaires (CEP), prière de corriger cette incohérence ou confirmer avec le QG.</w:t>
             </w:r>
           </w:p>
         </w:tc>
@@ -2408,6 +2408,1715 @@
                 <w:i w:val="0"/>
                 <w:sz w:val="16"/>
               </w:rPr>
+              <w:t>S11</w:t>
+              <w:br/>
+            </w:r>
+            <w:r>
+              <w:rPr>
+                <w:b w:val="0"/>
+                <w:i w:val="0"/>
+                <w:color w:val="64748B"/>
+                <w:sz w:val="14"/>
+              </w:rPr>
+              <w:t>Logement / cadre de vie</w:t>
+            </w:r>
+          </w:p>
+        </w:tc>
+        <w:tc>
+          <w:tcPr>
+            <w:tcW w:type="dxa" w:w="1531"/>
+          </w:tcPr>
+          <w:p>
+            <w:r>
+              <w:rPr>
+                <w:b/>
+                <w:i w:val="0"/>
+                <w:color w:val="16A34A"/>
+                <w:sz w:val="16"/>
+              </w:rPr>
+              <w:t>s01q07, s01q08, s02q20, s02q22, s03q07, s02q29, s04q19, s13q02</w:t>
+            </w:r>
+          </w:p>
+        </w:tc>
+        <w:tc>
+          <w:tcPr>
+            <w:tcW w:type="dxa" w:w="1191"/>
+          </w:tcPr>
+          <w:p>
+            <w:r>
+              <w:rPr>
+                <w:b w:val="0"/>
+                <w:i w:val="0"/>
+                <w:color w:val="64748B"/>
+                <w:sz w:val="16"/>
+              </w:rPr>
+              <w:t>GT-CQ</w:t>
+            </w:r>
+          </w:p>
+        </w:tc>
+        <w:tc>
+          <w:tcPr>
+            <w:tcW w:type="dxa" w:w="4706"/>
+          </w:tcPr>
+          <w:p>
+            <w:r>
+              <w:rPr>
+                <w:b w:val="0"/>
+                <w:i w:val="0"/>
+                <w:sz w:val="17"/>
+              </w:rPr>
+              <w:t>Avertissement!! Le montant supporté (24000 FCFA) par le ménage pour cette source d’énergie (Bois de chauffe) à KEDOUGOU Urbain au cours des 30 derniers jours semble incoherent, prière de confirmer ou corriger.</w:t>
+            </w:r>
+          </w:p>
+        </w:tc>
+      </w:tr>
+      <w:tr>
+        <w:tc>
+          <w:tcPr>
+            <w:tcW w:type="dxa" w:w="964"/>
+          </w:tcPr>
+          <w:p>
+            <w:r>
+              <w:rPr>
+                <w:b/>
+                <w:i w:val="0"/>
+                <w:color w:val="DC2626"/>
+                <w:sz w:val="16"/>
+              </w:rPr>
+              <w:t>Haute</w:t>
+            </w:r>
+          </w:p>
+        </w:tc>
+        <w:tc>
+          <w:tcPr>
+            <w:tcW w:type="dxa" w:w="1247"/>
+          </w:tcPr>
+          <w:p>
+            <w:r>
+              <w:rPr>
+                <w:b/>
+                <w:i w:val="0"/>
+                <w:sz w:val="16"/>
+              </w:rPr>
+              <w:t>S11</w:t>
+              <w:br/>
+            </w:r>
+            <w:r>
+              <w:rPr>
+                <w:b w:val="0"/>
+                <w:i w:val="0"/>
+                <w:color w:val="64748B"/>
+                <w:sz w:val="14"/>
+              </w:rPr>
+              <w:t>Logement / cadre de vie</w:t>
+            </w:r>
+          </w:p>
+        </w:tc>
+        <w:tc>
+          <w:tcPr>
+            <w:tcW w:type="dxa" w:w="1531"/>
+          </w:tcPr>
+          <w:p>
+            <w:r>
+              <w:rPr>
+                <w:b/>
+                <w:i w:val="0"/>
+                <w:color w:val="16A34A"/>
+                <w:sz w:val="16"/>
+              </w:rPr>
+              <w:t>—</w:t>
+            </w:r>
+          </w:p>
+        </w:tc>
+        <w:tc>
+          <w:tcPr>
+            <w:tcW w:type="dxa" w:w="1191"/>
+          </w:tcPr>
+          <w:p>
+            <w:r>
+              <w:rPr>
+                <w:b w:val="0"/>
+                <w:i w:val="0"/>
+                <w:color w:val="64748B"/>
+                <w:sz w:val="16"/>
+              </w:rPr>
+              <w:t>GT-CQ</w:t>
+            </w:r>
+          </w:p>
+        </w:tc>
+        <w:tc>
+          <w:tcPr>
+            <w:tcW w:type="dxa" w:w="4706"/>
+          </w:tcPr>
+          <w:p>
+            <w:r>
+              <w:rPr>
+                <w:b w:val="0"/>
+                <w:i w:val="0"/>
+                <w:sz w:val="17"/>
+              </w:rPr>
+              <w:t>Incoherence!! Le ménage a depensé .</w:t>
+            </w:r>
+          </w:p>
+        </w:tc>
+      </w:tr>
+      <w:tr>
+        <w:tc>
+          <w:tcPr>
+            <w:tcW w:type="dxa" w:w="964"/>
+          </w:tcPr>
+          <w:p>
+            <w:r>
+              <w:rPr>
+                <w:b/>
+                <w:i w:val="0"/>
+                <w:color w:val="DC2626"/>
+                <w:sz w:val="16"/>
+              </w:rPr>
+              <w:t>Haute</w:t>
+            </w:r>
+          </w:p>
+        </w:tc>
+        <w:tc>
+          <w:tcPr>
+            <w:tcW w:type="dxa" w:w="1247"/>
+          </w:tcPr>
+          <w:p>
+            <w:r>
+              <w:rPr>
+                <w:b/>
+                <w:i w:val="0"/>
+                <w:sz w:val="16"/>
+              </w:rPr>
+              <w:t>S11</w:t>
+              <w:br/>
+            </w:r>
+            <w:r>
+              <w:rPr>
+                <w:b w:val="0"/>
+                <w:i w:val="0"/>
+                <w:color w:val="64748B"/>
+                <w:sz w:val="14"/>
+              </w:rPr>
+              <w:t>Logement / cadre de vie</w:t>
+            </w:r>
+          </w:p>
+        </w:tc>
+        <w:tc>
+          <w:tcPr>
+            <w:tcW w:type="dxa" w:w="1531"/>
+          </w:tcPr>
+          <w:p>
+            <w:r>
+              <w:rPr>
+                <w:b/>
+                <w:i w:val="0"/>
+                <w:color w:val="16A34A"/>
+                <w:sz w:val="16"/>
+              </w:rPr>
+              <w:t>s01q29, s01q31, s04q24, s00q04, s11q21, s09fq03, s09fq011</w:t>
+            </w:r>
+          </w:p>
+        </w:tc>
+        <w:tc>
+          <w:tcPr>
+            <w:tcW w:type="dxa" w:w="1191"/>
+          </w:tcPr>
+          <w:p>
+            <w:r>
+              <w:rPr>
+                <w:b w:val="0"/>
+                <w:i w:val="0"/>
+                <w:color w:val="64748B"/>
+                <w:sz w:val="16"/>
+              </w:rPr>
+              <w:t>GT-CQ</w:t>
+            </w:r>
+          </w:p>
+        </w:tc>
+        <w:tc>
+          <w:tcPr>
+            <w:tcW w:type="dxa" w:w="4706"/>
+          </w:tcPr>
+          <w:p>
+            <w:r>
+              <w:rPr>
+                <w:b w:val="0"/>
+                <w:i w:val="0"/>
+                <w:sz w:val="17"/>
+              </w:rPr>
+              <w:t>FCFA dans Frais de connexion au réseau de distribution d'eau mais dit ne pas être connecté à un réseau d'eau courante, prière de corriger cette incoherenceAttention ! Le montant mensuel du loyer pour un logement comme le votre 45000 Fcfa avec le type de logement Case est relativement élevé par rapport aux autres montants observés à KEDOUGOU Urbain..</w:t>
+            </w:r>
+          </w:p>
+        </w:tc>
+      </w:tr>
+      <w:tr>
+        <w:tc>
+          <w:tcPr>
+            <w:tcW w:type="dxa" w:w="964"/>
+          </w:tcPr>
+          <w:p>
+            <w:r>
+              <w:rPr>
+                <w:b/>
+                <w:i w:val="0"/>
+                <w:color w:val="DC2626"/>
+                <w:sz w:val="16"/>
+              </w:rPr>
+              <w:t>Haute</w:t>
+            </w:r>
+          </w:p>
+        </w:tc>
+        <w:tc>
+          <w:tcPr>
+            <w:tcW w:type="dxa" w:w="1247"/>
+          </w:tcPr>
+          <w:p>
+            <w:r>
+              <w:rPr>
+                <w:b/>
+                <w:i w:val="0"/>
+                <w:sz w:val="16"/>
+              </w:rPr>
+              <w:t>S16</w:t>
+              <w:br/>
+            </w:r>
+            <w:r>
+              <w:rPr>
+                <w:b w:val="0"/>
+                <w:i w:val="0"/>
+                <w:color w:val="64748B"/>
+                <w:sz w:val="14"/>
+              </w:rPr>
+              <w:t>Agriculture</w:t>
+            </w:r>
+          </w:p>
+        </w:tc>
+        <w:tc>
+          <w:tcPr>
+            <w:tcW w:type="dxa" w:w="1531"/>
+          </w:tcPr>
+          <w:p>
+            <w:r>
+              <w:rPr>
+                <w:b/>
+                <w:i w:val="0"/>
+                <w:color w:val="16A34A"/>
+                <w:sz w:val="16"/>
+              </w:rPr>
+              <w:t>s16dq05a, s16dq05c</w:t>
+            </w:r>
+          </w:p>
+        </w:tc>
+        <w:tc>
+          <w:tcPr>
+            <w:tcW w:type="dxa" w:w="1191"/>
+          </w:tcPr>
+          <w:p>
+            <w:r>
+              <w:rPr>
+                <w:b w:val="0"/>
+                <w:i w:val="0"/>
+                <w:color w:val="64748B"/>
+                <w:sz w:val="16"/>
+              </w:rPr>
+              <w:t>GT-CQ</w:t>
+            </w:r>
+          </w:p>
+        </w:tc>
+        <w:tc>
+          <w:tcPr>
+            <w:tcW w:type="dxa" w:w="4706"/>
+          </w:tcPr>
+          <w:p>
+            <w:r>
+              <w:rPr>
+                <w:b w:val="0"/>
+                <w:i w:val="0"/>
+                <w:sz w:val="17"/>
+              </w:rPr>
+              <w:t>La quantité de s16dq05a estimée en Kg est incohérente avec la prise dans la question s16dq05c, prière de bien estimer et mettre la valeur exacte.</w:t>
+            </w:r>
+          </w:p>
+        </w:tc>
+      </w:tr>
+      <w:tr>
+        <w:tc>
+          <w:tcPr>
+            <w:tcW w:type="dxa" w:w="964"/>
+          </w:tcPr>
+          <w:p>
+            <w:r>
+              <w:rPr>
+                <w:b/>
+                <w:i w:val="0"/>
+                <w:color w:val="EA580C"/>
+                <w:sz w:val="16"/>
+              </w:rPr>
+              <w:t>Moyenne</w:t>
+            </w:r>
+          </w:p>
+        </w:tc>
+        <w:tc>
+          <w:tcPr>
+            <w:tcW w:type="dxa" w:w="1247"/>
+          </w:tcPr>
+          <w:p>
+            <w:r>
+              <w:rPr>
+                <w:b/>
+                <w:i w:val="0"/>
+                <w:sz w:val="16"/>
+              </w:rPr>
+              <w:t>—</w:t>
+              <w:br/>
+            </w:r>
+            <w:r>
+              <w:rPr>
+                <w:b w:val="0"/>
+                <w:i w:val="0"/>
+                <w:color w:val="64748B"/>
+                <w:sz w:val="14"/>
+              </w:rPr>
+            </w:r>
+          </w:p>
+        </w:tc>
+        <w:tc>
+          <w:tcPr>
+            <w:tcW w:type="dxa" w:w="1531"/>
+          </w:tcPr>
+          <w:p>
+            <w:r>
+              <w:rPr>
+                <w:b/>
+                <w:i w:val="0"/>
+                <w:color w:val="16A34A"/>
+                <w:sz w:val="16"/>
+              </w:rPr>
+              <w:t>s16Aq08</w:t>
+            </w:r>
+          </w:p>
+        </w:tc>
+        <w:tc>
+          <w:tcPr>
+            <w:tcW w:type="dxa" w:w="1191"/>
+          </w:tcPr>
+          <w:p>
+            <w:r>
+              <w:rPr>
+                <w:b w:val="0"/>
+                <w:i w:val="0"/>
+                <w:color w:val="64748B"/>
+                <w:sz w:val="16"/>
+              </w:rPr>
+              <w:t>Natif SuSo</w:t>
+            </w:r>
+          </w:p>
+        </w:tc>
+        <w:tc>
+          <w:tcPr>
+            <w:tcW w:type="dxa" w:w="4706"/>
+          </w:tcPr>
+          <w:p>
+            <w:r>
+              <w:rPr>
+                <w:b w:val="0"/>
+                <w:i w:val="0"/>
+                <w:sz w:val="17"/>
+              </w:rPr>
+              <w:t>ERREUR: La [culture principale](s16Aq08) ne figure pas dans la liste des cultures pratiquées sur la parcelle.</w:t>
+            </w:r>
+          </w:p>
+        </w:tc>
+      </w:tr>
+      <w:tr>
+        <w:tc>
+          <w:tcPr>
+            <w:tcW w:type="dxa" w:w="964"/>
+          </w:tcPr>
+          <w:p>
+            <w:r>
+              <w:rPr>
+                <w:b/>
+                <w:i w:val="0"/>
+                <w:color w:val="EA580C"/>
+                <w:sz w:val="16"/>
+              </w:rPr>
+              <w:t>Moyenne</w:t>
+            </w:r>
+          </w:p>
+        </w:tc>
+        <w:tc>
+          <w:tcPr>
+            <w:tcW w:type="dxa" w:w="1247"/>
+          </w:tcPr>
+          <w:p>
+            <w:r>
+              <w:rPr>
+                <w:b/>
+                <w:i w:val="0"/>
+                <w:sz w:val="16"/>
+              </w:rPr>
+              <w:t>S00</w:t>
+              <w:br/>
+            </w:r>
+            <w:r>
+              <w:rPr>
+                <w:b w:val="0"/>
+                <w:i w:val="0"/>
+                <w:color w:val="64748B"/>
+                <w:sz w:val="14"/>
+              </w:rPr>
+              <w:t>Identification</w:t>
+            </w:r>
+          </w:p>
+        </w:tc>
+        <w:tc>
+          <w:tcPr>
+            <w:tcW w:type="dxa" w:w="1531"/>
+          </w:tcPr>
+          <w:p>
+            <w:r>
+              <w:rPr>
+                <w:b/>
+                <w:i w:val="0"/>
+                <w:color w:val="16A34A"/>
+                <w:sz w:val="16"/>
+              </w:rPr>
+              <w:t>s00q27</w:t>
+            </w:r>
+          </w:p>
+        </w:tc>
+        <w:tc>
+          <w:tcPr>
+            <w:tcW w:type="dxa" w:w="1191"/>
+          </w:tcPr>
+          <w:p>
+            <w:r>
+              <w:rPr>
+                <w:b w:val="0"/>
+                <w:i w:val="0"/>
+                <w:color w:val="64748B"/>
+                <w:sz w:val="16"/>
+              </w:rPr>
+              <w:t>GT-CQ</w:t>
+            </w:r>
+          </w:p>
+        </w:tc>
+        <w:tc>
+          <w:tcPr>
+            <w:tcW w:type="dxa" w:w="4706"/>
+          </w:tcPr>
+          <w:p>
+            <w:r>
+              <w:rPr>
+                <w:b w:val="0"/>
+                <w:i w:val="0"/>
+                <w:sz w:val="17"/>
+              </w:rPr>
+              <w:t>Le questionnaire semble ne pas être complètement fini mais le questionnaire est en statut complet, prière de compléter le questionnaire.</w:t>
+            </w:r>
+          </w:p>
+        </w:tc>
+      </w:tr>
+      <w:tr>
+        <w:tc>
+          <w:tcPr>
+            <w:tcW w:type="dxa" w:w="964"/>
+          </w:tcPr>
+          <w:p>
+            <w:r>
+              <w:rPr>
+                <w:b/>
+                <w:i w:val="0"/>
+                <w:color w:val="EA580C"/>
+                <w:sz w:val="16"/>
+              </w:rPr>
+              <w:t>Moyenne</w:t>
+            </w:r>
+          </w:p>
+        </w:tc>
+        <w:tc>
+          <w:tcPr>
+            <w:tcW w:type="dxa" w:w="1247"/>
+          </w:tcPr>
+          <w:p>
+            <w:r>
+              <w:rPr>
+                <w:b/>
+                <w:i w:val="0"/>
+                <w:sz w:val="16"/>
+              </w:rPr>
+              <w:t>S00</w:t>
+              <w:br/>
+            </w:r>
+            <w:r>
+              <w:rPr>
+                <w:b w:val="0"/>
+                <w:i w:val="0"/>
+                <w:color w:val="64748B"/>
+                <w:sz w:val="14"/>
+              </w:rPr>
+              <w:t>Identification</w:t>
+            </w:r>
+          </w:p>
+        </w:tc>
+        <w:tc>
+          <w:tcPr>
+            <w:tcW w:type="dxa" w:w="1531"/>
+          </w:tcPr>
+          <w:p>
+            <w:r>
+              <w:rPr>
+                <w:b/>
+                <w:i w:val="0"/>
+                <w:color w:val="16A34A"/>
+                <w:sz w:val="16"/>
+              </w:rPr>
+              <w:t>—</w:t>
+            </w:r>
+          </w:p>
+        </w:tc>
+        <w:tc>
+          <w:tcPr>
+            <w:tcW w:type="dxa" w:w="1191"/>
+          </w:tcPr>
+          <w:p>
+            <w:r>
+              <w:rPr>
+                <w:b w:val="0"/>
+                <w:i w:val="0"/>
+                <w:color w:val="64748B"/>
+                <w:sz w:val="16"/>
+              </w:rPr>
+              <w:t>GT-CQ</w:t>
+            </w:r>
+          </w:p>
+        </w:tc>
+        <w:tc>
+          <w:tcPr>
+            <w:tcW w:type="dxa" w:w="4706"/>
+          </w:tcPr>
+          <w:p>
+            <w:r>
+              <w:rPr>
+                <w:b w:val="0"/>
+                <w:i w:val="0"/>
+                <w:sz w:val="17"/>
+              </w:rPr>
+              <w:t>L'adresse ou la localisation du ménage doit être bien renseignée, ne doit pas contenir des numéros de téléphone et elle semble courte pour être une adresse.</w:t>
+            </w:r>
+          </w:p>
+        </w:tc>
+      </w:tr>
+      <w:tr>
+        <w:tc>
+          <w:tcPr>
+            <w:tcW w:type="dxa" w:w="964"/>
+          </w:tcPr>
+          <w:p>
+            <w:r>
+              <w:rPr>
+                <w:b/>
+                <w:i w:val="0"/>
+                <w:color w:val="EA580C"/>
+                <w:sz w:val="16"/>
+              </w:rPr>
+              <w:t>Moyenne</w:t>
+            </w:r>
+          </w:p>
+        </w:tc>
+        <w:tc>
+          <w:tcPr>
+            <w:tcW w:type="dxa" w:w="1247"/>
+          </w:tcPr>
+          <w:p>
+            <w:r>
+              <w:rPr>
+                <w:b/>
+                <w:i w:val="0"/>
+                <w:sz w:val="16"/>
+              </w:rPr>
+              <w:t>S00</w:t>
+              <w:br/>
+            </w:r>
+            <w:r>
+              <w:rPr>
+                <w:b w:val="0"/>
+                <w:i w:val="0"/>
+                <w:color w:val="64748B"/>
+                <w:sz w:val="14"/>
+              </w:rPr>
+              <w:t>Identification</w:t>
+            </w:r>
+          </w:p>
+        </w:tc>
+        <w:tc>
+          <w:tcPr>
+            <w:tcW w:type="dxa" w:w="1531"/>
+          </w:tcPr>
+          <w:p>
+            <w:r>
+              <w:rPr>
+                <w:b/>
+                <w:i w:val="0"/>
+                <w:color w:val="16A34A"/>
+                <w:sz w:val="16"/>
+              </w:rPr>
+              <w:t>—</w:t>
+            </w:r>
+          </w:p>
+        </w:tc>
+        <w:tc>
+          <w:tcPr>
+            <w:tcW w:type="dxa" w:w="1191"/>
+          </w:tcPr>
+          <w:p>
+            <w:r>
+              <w:rPr>
+                <w:b w:val="0"/>
+                <w:i w:val="0"/>
+                <w:color w:val="64748B"/>
+                <w:sz w:val="16"/>
+              </w:rPr>
+              <w:t>GT-CQ</w:t>
+            </w:r>
+          </w:p>
+        </w:tc>
+        <w:tc>
+          <w:tcPr>
+            <w:tcW w:type="dxa" w:w="4706"/>
+          </w:tcPr>
+          <w:p>
+            <w:r>
+              <w:rPr>
+                <w:b w:val="0"/>
+                <w:i w:val="0"/>
+                <w:sz w:val="17"/>
+              </w:rPr>
+              <w:t>Prière de renseigner la bonne adresse.</w:t>
+            </w:r>
+          </w:p>
+        </w:tc>
+      </w:tr>
+      <w:tr>
+        <w:tc>
+          <w:tcPr>
+            <w:tcW w:type="dxa" w:w="964"/>
+          </w:tcPr>
+          <w:p>
+            <w:r>
+              <w:rPr>
+                <w:b/>
+                <w:i w:val="0"/>
+                <w:color w:val="EA580C"/>
+                <w:sz w:val="16"/>
+              </w:rPr>
+              <w:t>Moyenne</w:t>
+            </w:r>
+          </w:p>
+        </w:tc>
+        <w:tc>
+          <w:tcPr>
+            <w:tcW w:type="dxa" w:w="1247"/>
+          </w:tcPr>
+          <w:p>
+            <w:r>
+              <w:rPr>
+                <w:b/>
+                <w:i w:val="0"/>
+                <w:sz w:val="16"/>
+              </w:rPr>
+              <w:t>S01</w:t>
+              <w:br/>
+            </w:r>
+            <w:r>
+              <w:rPr>
+                <w:b w:val="0"/>
+                <w:i w:val="0"/>
+                <w:color w:val="64748B"/>
+                <w:sz w:val="14"/>
+              </w:rPr>
+              <w:t>Démographie</w:t>
+            </w:r>
+          </w:p>
+        </w:tc>
+        <w:tc>
+          <w:tcPr>
+            <w:tcW w:type="dxa" w:w="1531"/>
+          </w:tcPr>
+          <w:p>
+            <w:r>
+              <w:rPr>
+                <w:b/>
+                <w:i w:val="0"/>
+                <w:color w:val="16A34A"/>
+                <w:sz w:val="16"/>
+              </w:rPr>
+              <w:t>—</w:t>
+            </w:r>
+          </w:p>
+        </w:tc>
+        <w:tc>
+          <w:tcPr>
+            <w:tcW w:type="dxa" w:w="1191"/>
+          </w:tcPr>
+          <w:p>
+            <w:r>
+              <w:rPr>
+                <w:b w:val="0"/>
+                <w:i w:val="0"/>
+                <w:color w:val="64748B"/>
+                <w:sz w:val="16"/>
+              </w:rPr>
+              <w:t>GT-CQ</w:t>
+            </w:r>
+          </w:p>
+        </w:tc>
+        <w:tc>
+          <w:tcPr>
+            <w:tcW w:type="dxa" w:w="4706"/>
+          </w:tcPr>
+          <w:p>
+            <w:r>
+              <w:rPr>
+                <w:b w:val="0"/>
+                <w:i w:val="0"/>
+                <w:sz w:val="17"/>
+              </w:rPr>
+              <w:t>Prière de verifier l'information donnée par Adama Dian Doucoure ou corriger au niveau de la section 1.</w:t>
+            </w:r>
+          </w:p>
+        </w:tc>
+      </w:tr>
+      <w:tr>
+        <w:tc>
+          <w:tcPr>
+            <w:tcW w:type="dxa" w:w="964"/>
+          </w:tcPr>
+          <w:p>
+            <w:r>
+              <w:rPr>
+                <w:b/>
+                <w:i w:val="0"/>
+                <w:color w:val="EA580C"/>
+                <w:sz w:val="16"/>
+              </w:rPr>
+              <w:t>Moyenne</w:t>
+            </w:r>
+          </w:p>
+        </w:tc>
+        <w:tc>
+          <w:tcPr>
+            <w:tcW w:type="dxa" w:w="1247"/>
+          </w:tcPr>
+          <w:p>
+            <w:r>
+              <w:rPr>
+                <w:b/>
+                <w:i w:val="0"/>
+                <w:sz w:val="16"/>
+              </w:rPr>
+              <w:t>S01</w:t>
+              <w:br/>
+            </w:r>
+            <w:r>
+              <w:rPr>
+                <w:b w:val="0"/>
+                <w:i w:val="0"/>
+                <w:color w:val="64748B"/>
+                <w:sz w:val="14"/>
+              </w:rPr>
+              <w:t>Démographie</w:t>
+            </w:r>
+          </w:p>
+        </w:tc>
+        <w:tc>
+          <w:tcPr>
+            <w:tcW w:type="dxa" w:w="1531"/>
+          </w:tcPr>
+          <w:p>
+            <w:r>
+              <w:rPr>
+                <w:b/>
+                <w:i w:val="0"/>
+                <w:color w:val="16A34A"/>
+                <w:sz w:val="16"/>
+              </w:rPr>
+              <w:t>—</w:t>
+            </w:r>
+          </w:p>
+        </w:tc>
+        <w:tc>
+          <w:tcPr>
+            <w:tcW w:type="dxa" w:w="1191"/>
+          </w:tcPr>
+          <w:p>
+            <w:r>
+              <w:rPr>
+                <w:b w:val="0"/>
+                <w:i w:val="0"/>
+                <w:color w:val="64748B"/>
+                <w:sz w:val="16"/>
+              </w:rPr>
+              <w:t>GT-CQ</w:t>
+            </w:r>
+          </w:p>
+        </w:tc>
+        <w:tc>
+          <w:tcPr>
+            <w:tcW w:type="dxa" w:w="4706"/>
+          </w:tcPr>
+          <w:p>
+            <w:r>
+              <w:rPr>
+                <w:b w:val="0"/>
+                <w:i w:val="0"/>
+                <w:sz w:val="17"/>
+              </w:rPr>
+              <w:t>Prière de verifier l'information donnée par Aissatou Doucoure ou corriger au niveau de la section 1.</w:t>
+            </w:r>
+          </w:p>
+        </w:tc>
+      </w:tr>
+      <w:tr>
+        <w:tc>
+          <w:tcPr>
+            <w:tcW w:type="dxa" w:w="964"/>
+          </w:tcPr>
+          <w:p>
+            <w:r>
+              <w:rPr>
+                <w:b/>
+                <w:i w:val="0"/>
+                <w:color w:val="EA580C"/>
+                <w:sz w:val="16"/>
+              </w:rPr>
+              <w:t>Moyenne</w:t>
+            </w:r>
+          </w:p>
+        </w:tc>
+        <w:tc>
+          <w:tcPr>
+            <w:tcW w:type="dxa" w:w="1247"/>
+          </w:tcPr>
+          <w:p>
+            <w:r>
+              <w:rPr>
+                <w:b/>
+                <w:i w:val="0"/>
+                <w:sz w:val="16"/>
+              </w:rPr>
+              <w:t>S01</w:t>
+              <w:br/>
+            </w:r>
+            <w:r>
+              <w:rPr>
+                <w:b w:val="0"/>
+                <w:i w:val="0"/>
+                <w:color w:val="64748B"/>
+                <w:sz w:val="14"/>
+              </w:rPr>
+              <w:t>Démographie</w:t>
+            </w:r>
+          </w:p>
+        </w:tc>
+        <w:tc>
+          <w:tcPr>
+            <w:tcW w:type="dxa" w:w="1531"/>
+          </w:tcPr>
+          <w:p>
+            <w:r>
+              <w:rPr>
+                <w:b/>
+                <w:i w:val="0"/>
+                <w:color w:val="16A34A"/>
+                <w:sz w:val="16"/>
+              </w:rPr>
+              <w:t>—</w:t>
+            </w:r>
+          </w:p>
+        </w:tc>
+        <w:tc>
+          <w:tcPr>
+            <w:tcW w:type="dxa" w:w="1191"/>
+          </w:tcPr>
+          <w:p>
+            <w:r>
+              <w:rPr>
+                <w:b w:val="0"/>
+                <w:i w:val="0"/>
+                <w:color w:val="64748B"/>
+                <w:sz w:val="16"/>
+              </w:rPr>
+              <w:t>GT-CQ</w:t>
+            </w:r>
+          </w:p>
+        </w:tc>
+        <w:tc>
+          <w:tcPr>
+            <w:tcW w:type="dxa" w:w="4706"/>
+          </w:tcPr>
+          <w:p>
+            <w:r>
+              <w:rPr>
+                <w:b w:val="0"/>
+                <w:i w:val="0"/>
+                <w:sz w:val="17"/>
+              </w:rPr>
+              <w:t>Prière de verifier l'information donnée par Alpha Oumar Doucoure ou corriger au niveau de la section 1.</w:t>
+            </w:r>
+          </w:p>
+        </w:tc>
+      </w:tr>
+      <w:tr>
+        <w:tc>
+          <w:tcPr>
+            <w:tcW w:type="dxa" w:w="964"/>
+          </w:tcPr>
+          <w:p>
+            <w:r>
+              <w:rPr>
+                <w:b/>
+                <w:i w:val="0"/>
+                <w:color w:val="EA580C"/>
+                <w:sz w:val="16"/>
+              </w:rPr>
+              <w:t>Moyenne</w:t>
+            </w:r>
+          </w:p>
+        </w:tc>
+        <w:tc>
+          <w:tcPr>
+            <w:tcW w:type="dxa" w:w="1247"/>
+          </w:tcPr>
+          <w:p>
+            <w:r>
+              <w:rPr>
+                <w:b/>
+                <w:i w:val="0"/>
+                <w:sz w:val="16"/>
+              </w:rPr>
+              <w:t>S01</w:t>
+              <w:br/>
+            </w:r>
+            <w:r>
+              <w:rPr>
+                <w:b w:val="0"/>
+                <w:i w:val="0"/>
+                <w:color w:val="64748B"/>
+                <w:sz w:val="14"/>
+              </w:rPr>
+              <w:t>Démographie</w:t>
+            </w:r>
+          </w:p>
+        </w:tc>
+        <w:tc>
+          <w:tcPr>
+            <w:tcW w:type="dxa" w:w="1531"/>
+          </w:tcPr>
+          <w:p>
+            <w:r>
+              <w:rPr>
+                <w:b/>
+                <w:i w:val="0"/>
+                <w:color w:val="16A34A"/>
+                <w:sz w:val="16"/>
+              </w:rPr>
+              <w:t>—</w:t>
+            </w:r>
+          </w:p>
+        </w:tc>
+        <w:tc>
+          <w:tcPr>
+            <w:tcW w:type="dxa" w:w="1191"/>
+          </w:tcPr>
+          <w:p>
+            <w:r>
+              <w:rPr>
+                <w:b w:val="0"/>
+                <w:i w:val="0"/>
+                <w:color w:val="64748B"/>
+                <w:sz w:val="16"/>
+              </w:rPr>
+              <w:t>GT-CQ</w:t>
+            </w:r>
+          </w:p>
+        </w:tc>
+        <w:tc>
+          <w:tcPr>
+            <w:tcW w:type="dxa" w:w="4706"/>
+          </w:tcPr>
+          <w:p>
+            <w:r>
+              <w:rPr>
+                <w:b w:val="0"/>
+                <w:i w:val="0"/>
+                <w:sz w:val="17"/>
+              </w:rPr>
+              <w:t>Prière de verifier l'information donnée par Amadou Doucoure ou corriger au niveau de la section 1.</w:t>
+            </w:r>
+          </w:p>
+        </w:tc>
+      </w:tr>
+      <w:tr>
+        <w:tc>
+          <w:tcPr>
+            <w:tcW w:type="dxa" w:w="964"/>
+          </w:tcPr>
+          <w:p>
+            <w:r>
+              <w:rPr>
+                <w:b/>
+                <w:i w:val="0"/>
+                <w:color w:val="EA580C"/>
+                <w:sz w:val="16"/>
+              </w:rPr>
+              <w:t>Moyenne</w:t>
+            </w:r>
+          </w:p>
+        </w:tc>
+        <w:tc>
+          <w:tcPr>
+            <w:tcW w:type="dxa" w:w="1247"/>
+          </w:tcPr>
+          <w:p>
+            <w:r>
+              <w:rPr>
+                <w:b/>
+                <w:i w:val="0"/>
+                <w:sz w:val="16"/>
+              </w:rPr>
+              <w:t>S01</w:t>
+              <w:br/>
+            </w:r>
+            <w:r>
+              <w:rPr>
+                <w:b w:val="0"/>
+                <w:i w:val="0"/>
+                <w:color w:val="64748B"/>
+                <w:sz w:val="14"/>
+              </w:rPr>
+              <w:t>Démographie</w:t>
+            </w:r>
+          </w:p>
+        </w:tc>
+        <w:tc>
+          <w:tcPr>
+            <w:tcW w:type="dxa" w:w="1531"/>
+          </w:tcPr>
+          <w:p>
+            <w:r>
+              <w:rPr>
+                <w:b/>
+                <w:i w:val="0"/>
+                <w:color w:val="16A34A"/>
+                <w:sz w:val="16"/>
+              </w:rPr>
+              <w:t>s01q41, s01q00b</w:t>
+            </w:r>
+          </w:p>
+        </w:tc>
+        <w:tc>
+          <w:tcPr>
+            <w:tcW w:type="dxa" w:w="1191"/>
+          </w:tcPr>
+          <w:p>
+            <w:r>
+              <w:rPr>
+                <w:b w:val="0"/>
+                <w:i w:val="0"/>
+                <w:color w:val="64748B"/>
+                <w:sz w:val="16"/>
+              </w:rPr>
+              <w:t>GT-CQ</w:t>
+            </w:r>
+          </w:p>
+        </w:tc>
+        <w:tc>
+          <w:tcPr>
+            <w:tcW w:type="dxa" w:w="4706"/>
+          </w:tcPr>
+          <w:p>
+            <w:r>
+              <w:rPr>
+                <w:b w:val="0"/>
+                <w:i w:val="0"/>
+                <w:sz w:val="17"/>
+              </w:rPr>
+              <w:t>Le montant dépensé ou reçu en cadeau pour les cartes prépayées, les transferts de crédit et les abonnements de  Boubacar Doucoure semble élevé ou faible , prière de corriger ou de confirmer l'information avec le QG.</w:t>
+            </w:r>
+          </w:p>
+        </w:tc>
+      </w:tr>
+      <w:tr>
+        <w:tc>
+          <w:tcPr>
+            <w:tcW w:type="dxa" w:w="964"/>
+          </w:tcPr>
+          <w:p>
+            <w:r>
+              <w:rPr>
+                <w:b/>
+                <w:i w:val="0"/>
+                <w:color w:val="EA580C"/>
+                <w:sz w:val="16"/>
+              </w:rPr>
+              <w:t>Moyenne</w:t>
+            </w:r>
+          </w:p>
+        </w:tc>
+        <w:tc>
+          <w:tcPr>
+            <w:tcW w:type="dxa" w:w="1247"/>
+          </w:tcPr>
+          <w:p>
+            <w:r>
+              <w:rPr>
+                <w:b/>
+                <w:i w:val="0"/>
+                <w:sz w:val="16"/>
+              </w:rPr>
+              <w:t>S01</w:t>
+              <w:br/>
+            </w:r>
+            <w:r>
+              <w:rPr>
+                <w:b w:val="0"/>
+                <w:i w:val="0"/>
+                <w:color w:val="64748B"/>
+                <w:sz w:val="14"/>
+              </w:rPr>
+              <w:t>Démographie</w:t>
+            </w:r>
+          </w:p>
+        </w:tc>
+        <w:tc>
+          <w:tcPr>
+            <w:tcW w:type="dxa" w:w="1531"/>
+          </w:tcPr>
+          <w:p>
+            <w:r>
+              <w:rPr>
+                <w:b/>
+                <w:i w:val="0"/>
+                <w:color w:val="16A34A"/>
+                <w:sz w:val="16"/>
+              </w:rPr>
+              <w:t>s01q41a, s01q00b</w:t>
+            </w:r>
+          </w:p>
+        </w:tc>
+        <w:tc>
+          <w:tcPr>
+            <w:tcW w:type="dxa" w:w="1191"/>
+          </w:tcPr>
+          <w:p>
+            <w:r>
+              <w:rPr>
+                <w:b w:val="0"/>
+                <w:i w:val="0"/>
+                <w:color w:val="64748B"/>
+                <w:sz w:val="16"/>
+              </w:rPr>
+              <w:t>GT-CQ</w:t>
+            </w:r>
+          </w:p>
+        </w:tc>
+        <w:tc>
+          <w:tcPr>
+            <w:tcW w:type="dxa" w:w="4706"/>
+          </w:tcPr>
+          <w:p>
+            <w:r>
+              <w:rPr>
+                <w:b w:val="0"/>
+                <w:i w:val="0"/>
+                <w:sz w:val="17"/>
+              </w:rPr>
+              <w:t>Le montant dépensé ou reçu en cadeau pour les recharges internet ou de forfaits de données mobiles(hors appels vocaux), aucours des 30 derniers jours de Boubacar Doucoure semble élevé ou faible, prière de corriger ou de confirmer l'information avec le QG.</w:t>
+            </w:r>
+          </w:p>
+        </w:tc>
+      </w:tr>
+      <w:tr>
+        <w:tc>
+          <w:tcPr>
+            <w:tcW w:type="dxa" w:w="964"/>
+          </w:tcPr>
+          <w:p>
+            <w:r>
+              <w:rPr>
+                <w:b/>
+                <w:i w:val="0"/>
+                <w:color w:val="EA580C"/>
+                <w:sz w:val="16"/>
+              </w:rPr>
+              <w:t>Moyenne</w:t>
+            </w:r>
+          </w:p>
+        </w:tc>
+        <w:tc>
+          <w:tcPr>
+            <w:tcW w:type="dxa" w:w="1247"/>
+          </w:tcPr>
+          <w:p>
+            <w:r>
+              <w:rPr>
+                <w:b/>
+                <w:i w:val="0"/>
+                <w:sz w:val="16"/>
+              </w:rPr>
+              <w:t>S01</w:t>
+              <w:br/>
+            </w:r>
+            <w:r>
+              <w:rPr>
+                <w:b w:val="0"/>
+                <w:i w:val="0"/>
+                <w:color w:val="64748B"/>
+                <w:sz w:val="14"/>
+              </w:rPr>
+              <w:t>Démographie</w:t>
+            </w:r>
+          </w:p>
+        </w:tc>
+        <w:tc>
+          <w:tcPr>
+            <w:tcW w:type="dxa" w:w="1531"/>
+          </w:tcPr>
+          <w:p>
+            <w:r>
+              <w:rPr>
+                <w:b/>
+                <w:i w:val="0"/>
+                <w:color w:val="16A34A"/>
+                <w:sz w:val="16"/>
+              </w:rPr>
+              <w:t>—</w:t>
+            </w:r>
+          </w:p>
+        </w:tc>
+        <w:tc>
+          <w:tcPr>
+            <w:tcW w:type="dxa" w:w="1191"/>
+          </w:tcPr>
+          <w:p>
+            <w:r>
+              <w:rPr>
+                <w:b w:val="0"/>
+                <w:i w:val="0"/>
+                <w:color w:val="64748B"/>
+                <w:sz w:val="16"/>
+              </w:rPr>
+              <w:t>GT-CQ</w:t>
+            </w:r>
+          </w:p>
+        </w:tc>
+        <w:tc>
+          <w:tcPr>
+            <w:tcW w:type="dxa" w:w="4706"/>
+          </w:tcPr>
+          <w:p>
+            <w:r>
+              <w:rPr>
+                <w:b w:val="0"/>
+                <w:i w:val="0"/>
+                <w:sz w:val="17"/>
+              </w:rPr>
+              <w:t>Attention ! Le montant (12500 Fcfa) dépensé ou reçu en cadeau pour les cartes prépayées, les transferts de crédit et les abonnements de  Boubacar Doucoure est relativement élevé par rapport aux autres montants depansés observés dans cette zone.</w:t>
+            </w:r>
+          </w:p>
+        </w:tc>
+      </w:tr>
+      <w:tr>
+        <w:tc>
+          <w:tcPr>
+            <w:tcW w:type="dxa" w:w="964"/>
+          </w:tcPr>
+          <w:p>
+            <w:r>
+              <w:rPr>
+                <w:b/>
+                <w:i w:val="0"/>
+                <w:color w:val="EA580C"/>
+                <w:sz w:val="16"/>
+              </w:rPr>
+              <w:t>Moyenne</w:t>
+            </w:r>
+          </w:p>
+        </w:tc>
+        <w:tc>
+          <w:tcPr>
+            <w:tcW w:type="dxa" w:w="1247"/>
+          </w:tcPr>
+          <w:p>
+            <w:r>
+              <w:rPr>
+                <w:b/>
+                <w:i w:val="0"/>
+                <w:sz w:val="16"/>
+              </w:rPr>
+              <w:t>S01</w:t>
+              <w:br/>
+            </w:r>
+            <w:r>
+              <w:rPr>
+                <w:b w:val="0"/>
+                <w:i w:val="0"/>
+                <w:color w:val="64748B"/>
+                <w:sz w:val="14"/>
+              </w:rPr>
+              <w:t>Démographie</w:t>
+            </w:r>
+          </w:p>
+        </w:tc>
+        <w:tc>
+          <w:tcPr>
+            <w:tcW w:type="dxa" w:w="1531"/>
+          </w:tcPr>
+          <w:p>
+            <w:r>
+              <w:rPr>
+                <w:b/>
+                <w:i w:val="0"/>
+                <w:color w:val="16A34A"/>
+                <w:sz w:val="16"/>
+              </w:rPr>
+              <w:t>—</w:t>
+            </w:r>
+          </w:p>
+        </w:tc>
+        <w:tc>
+          <w:tcPr>
+            <w:tcW w:type="dxa" w:w="1191"/>
+          </w:tcPr>
+          <w:p>
+            <w:r>
+              <w:rPr>
+                <w:b w:val="0"/>
+                <w:i w:val="0"/>
+                <w:color w:val="64748B"/>
+                <w:sz w:val="16"/>
+              </w:rPr>
+              <w:t>GT-CQ</w:t>
+            </w:r>
+          </w:p>
+        </w:tc>
+        <w:tc>
+          <w:tcPr>
+            <w:tcW w:type="dxa" w:w="4706"/>
+          </w:tcPr>
+          <w:p>
+            <w:r>
+              <w:rPr>
+                <w:b w:val="0"/>
+                <w:i w:val="0"/>
+                <w:sz w:val="17"/>
+              </w:rPr>
+              <w:t>Prière de corriger ou de confirmer avec le QG.</w:t>
+            </w:r>
+          </w:p>
+        </w:tc>
+      </w:tr>
+      <w:tr>
+        <w:tc>
+          <w:tcPr>
+            <w:tcW w:type="dxa" w:w="964"/>
+          </w:tcPr>
+          <w:p>
+            <w:r>
+              <w:rPr>
+                <w:b/>
+                <w:i w:val="0"/>
+                <w:color w:val="EA580C"/>
+                <w:sz w:val="16"/>
+              </w:rPr>
+              <w:t>Moyenne</w:t>
+            </w:r>
+          </w:p>
+        </w:tc>
+        <w:tc>
+          <w:tcPr>
+            <w:tcW w:type="dxa" w:w="1247"/>
+          </w:tcPr>
+          <w:p>
+            <w:r>
+              <w:rPr>
+                <w:b/>
+                <w:i w:val="0"/>
+                <w:sz w:val="16"/>
+              </w:rPr>
+              <w:t>S01</w:t>
+              <w:br/>
+            </w:r>
+            <w:r>
+              <w:rPr>
+                <w:b w:val="0"/>
+                <w:i w:val="0"/>
+                <w:color w:val="64748B"/>
+                <w:sz w:val="14"/>
+              </w:rPr>
+              <w:t>Démographie</w:t>
+            </w:r>
+          </w:p>
+        </w:tc>
+        <w:tc>
+          <w:tcPr>
+            <w:tcW w:type="dxa" w:w="1531"/>
+          </w:tcPr>
+          <w:p>
+            <w:r>
+              <w:rPr>
+                <w:b/>
+                <w:i w:val="0"/>
+                <w:color w:val="16A34A"/>
+                <w:sz w:val="16"/>
+              </w:rPr>
+              <w:t>s01q41a, s01q00b</w:t>
+            </w:r>
+          </w:p>
+        </w:tc>
+        <w:tc>
+          <w:tcPr>
+            <w:tcW w:type="dxa" w:w="1191"/>
+          </w:tcPr>
+          <w:p>
+            <w:r>
+              <w:rPr>
+                <w:b w:val="0"/>
+                <w:i w:val="0"/>
+                <w:color w:val="64748B"/>
+                <w:sz w:val="16"/>
+              </w:rPr>
+              <w:t>GT-CQ</w:t>
+            </w:r>
+          </w:p>
+        </w:tc>
+        <w:tc>
+          <w:tcPr>
+            <w:tcW w:type="dxa" w:w="4706"/>
+          </w:tcPr>
+          <w:p>
+            <w:r>
+              <w:rPr>
+                <w:b w:val="0"/>
+                <w:i w:val="0"/>
+                <w:sz w:val="17"/>
+              </w:rPr>
+              <w:t>Attention ! Le montant (12500 Fcfa) dépensé ou reçu en cadeau pour les recharges internet ou de forfaits de données mobiles(hors appels vocaux), aucours des 30 derniers jours de  Boubacar Doucoure est relativement élevé par rapport aux autres montants depansés observés dans cette zone.</w:t>
+            </w:r>
+          </w:p>
+        </w:tc>
+      </w:tr>
+      <w:tr>
+        <w:tc>
+          <w:tcPr>
+            <w:tcW w:type="dxa" w:w="964"/>
+          </w:tcPr>
+          <w:p>
+            <w:r>
+              <w:rPr>
+                <w:b/>
+                <w:i w:val="0"/>
+                <w:color w:val="EA580C"/>
+                <w:sz w:val="16"/>
+              </w:rPr>
+              <w:t>Moyenne</w:t>
+            </w:r>
+          </w:p>
+        </w:tc>
+        <w:tc>
+          <w:tcPr>
+            <w:tcW w:type="dxa" w:w="1247"/>
+          </w:tcPr>
+          <w:p>
+            <w:r>
+              <w:rPr>
+                <w:b/>
+                <w:i w:val="0"/>
+                <w:sz w:val="16"/>
+              </w:rPr>
+              <w:t>S01</w:t>
+              <w:br/>
+            </w:r>
+            <w:r>
+              <w:rPr>
+                <w:b w:val="0"/>
+                <w:i w:val="0"/>
+                <w:color w:val="64748B"/>
+                <w:sz w:val="14"/>
+              </w:rPr>
+              <w:t>Démographie</w:t>
+            </w:r>
+          </w:p>
+        </w:tc>
+        <w:tc>
+          <w:tcPr>
+            <w:tcW w:type="dxa" w:w="1531"/>
+          </w:tcPr>
+          <w:p>
+            <w:r>
+              <w:rPr>
+                <w:b/>
+                <w:i w:val="0"/>
+                <w:color w:val="16A34A"/>
+                <w:sz w:val="16"/>
+              </w:rPr>
+              <w:t>—</w:t>
+            </w:r>
+          </w:p>
+        </w:tc>
+        <w:tc>
+          <w:tcPr>
+            <w:tcW w:type="dxa" w:w="1191"/>
+          </w:tcPr>
+          <w:p>
+            <w:r>
+              <w:rPr>
+                <w:b w:val="0"/>
+                <w:i w:val="0"/>
+                <w:color w:val="64748B"/>
+                <w:sz w:val="16"/>
+              </w:rPr>
+              <w:t>GT-CQ</w:t>
+            </w:r>
+          </w:p>
+        </w:tc>
+        <w:tc>
+          <w:tcPr>
+            <w:tcW w:type="dxa" w:w="4706"/>
+          </w:tcPr>
+          <w:p>
+            <w:r>
+              <w:rPr>
+                <w:b w:val="0"/>
+                <w:i w:val="0"/>
+                <w:sz w:val="17"/>
+              </w:rPr>
+              <w:t>Prière de verifier l'information donnée par Boubacar Doucoure ou corriger au niveau de la section 1.</w:t>
+            </w:r>
+          </w:p>
+        </w:tc>
+      </w:tr>
+      <w:tr>
+        <w:tc>
+          <w:tcPr>
+            <w:tcW w:type="dxa" w:w="964"/>
+          </w:tcPr>
+          <w:p>
+            <w:r>
+              <w:rPr>
+                <w:b/>
+                <w:i w:val="0"/>
+                <w:color w:val="EA580C"/>
+                <w:sz w:val="16"/>
+              </w:rPr>
+              <w:t>Moyenne</w:t>
+            </w:r>
+          </w:p>
+        </w:tc>
+        <w:tc>
+          <w:tcPr>
+            <w:tcW w:type="dxa" w:w="1247"/>
+          </w:tcPr>
+          <w:p>
+            <w:r>
+              <w:rPr>
+                <w:b/>
+                <w:i w:val="0"/>
+                <w:sz w:val="16"/>
+              </w:rPr>
+              <w:t>S01</w:t>
+              <w:br/>
+            </w:r>
+            <w:r>
+              <w:rPr>
+                <w:b w:val="0"/>
+                <w:i w:val="0"/>
+                <w:color w:val="64748B"/>
+                <w:sz w:val="14"/>
+              </w:rPr>
+              <w:t>Démographie</w:t>
+            </w:r>
+          </w:p>
+        </w:tc>
+        <w:tc>
+          <w:tcPr>
+            <w:tcW w:type="dxa" w:w="1531"/>
+          </w:tcPr>
+          <w:p>
+            <w:r>
+              <w:rPr>
+                <w:b/>
+                <w:i w:val="0"/>
+                <w:color w:val="16A34A"/>
+                <w:sz w:val="16"/>
+              </w:rPr>
+              <w:t>s01q10_1</w:t>
+            </w:r>
+          </w:p>
+        </w:tc>
+        <w:tc>
+          <w:tcPr>
+            <w:tcW w:type="dxa" w:w="1191"/>
+          </w:tcPr>
+          <w:p>
+            <w:r>
+              <w:rPr>
+                <w:b w:val="0"/>
+                <w:i w:val="0"/>
+                <w:color w:val="64748B"/>
+                <w:sz w:val="16"/>
+              </w:rPr>
+              <w:t>GT-CQ</w:t>
+            </w:r>
+          </w:p>
+        </w:tc>
+        <w:tc>
+          <w:tcPr>
+            <w:tcW w:type="dxa" w:w="4706"/>
+          </w:tcPr>
+          <w:p>
+            <w:r>
+              <w:rPr>
+                <w:b w:val="0"/>
+                <w:i w:val="0"/>
+                <w:sz w:val="17"/>
+              </w:rPr>
+              <w:t>La taille du ménage lors de l'enquête principale (7) de ce ménage est inférieur à la taille du denombrement (8), prière de fournir des explications concrètes ou aller revisiter le ménage.</w:t>
+            </w:r>
+          </w:p>
+        </w:tc>
+      </w:tr>
+      <w:tr>
+        <w:tc>
+          <w:tcPr>
+            <w:tcW w:type="dxa" w:w="964"/>
+          </w:tcPr>
+          <w:p>
+            <w:r>
+              <w:rPr>
+                <w:b/>
+                <w:i w:val="0"/>
+                <w:color w:val="EA580C"/>
+                <w:sz w:val="16"/>
+              </w:rPr>
+              <w:t>Moyenne</w:t>
+            </w:r>
+          </w:p>
+        </w:tc>
+        <w:tc>
+          <w:tcPr>
+            <w:tcW w:type="dxa" w:w="1247"/>
+          </w:tcPr>
+          <w:p>
+            <w:r>
+              <w:rPr>
+                <w:b/>
+                <w:i w:val="0"/>
+                <w:sz w:val="16"/>
+              </w:rPr>
               <w:t>S02</w:t>
               <w:br/>
             </w:r>
@@ -2434,7 +4143,7 @@
                 <w:color w:val="16A34A"/>
                 <w:sz w:val="16"/>
               </w:rPr>
-              <w:t>s01q32, s01q36, s01q38, s04q37_modif, s02q33, s02q34, s01q00b</w:t>
+              <w:t>s01q63, s00q04, s02q25, s01q00b, s02q17_2, s02q15_2</w:t>
             </w:r>
           </w:p>
         </w:tc>
@@ -2465,7 +4174,7 @@
                 <w:i w:val="0"/>
                 <w:sz w:val="17"/>
               </w:rPr>
-              <w:t>Peu probable!!! Vu l'âge (23 ans) de Boubacar Doucoure ou l'année à laquelle Boubacar Doucoure a fréquenté l'école pour la dernière fois (2015) le dernier diplome de Boubacar Doucoure ne peut être le Certificat d'études primaires (CEP), prière de corriger cette incohérence ou confirmer avec le QG.</w:t>
+              <w:t>Dans les milieux urbains c'est peu probable de voir une école dont les élèves ou étudiants ne dépensent pas en frais d'uniformes, prière de verifier pour Adama Dian Doucoure qui fréquente 1ére année de Secondaire 2 Général et corriger ou confirmer avec le QG.</w:t>
             </w:r>
           </w:p>
         </w:tc>
@@ -2480,10 +4189,10 @@
               <w:rPr>
                 <w:b/>
                 <w:i w:val="0"/>
-                <w:color w:val="DC2626"/>
-                <w:sz w:val="16"/>
-              </w:rPr>
-              <w:t>Haute</w:t>
+                <w:color w:val="EA580C"/>
+                <w:sz w:val="16"/>
+              </w:rPr>
+              <w:t>Moyenne</w:t>
             </w:r>
           </w:p>
         </w:tc>
@@ -2498,7 +4207,7 @@
                 <w:i w:val="0"/>
                 <w:sz w:val="16"/>
               </w:rPr>
-              <w:t>S11</w:t>
+              <w:t>S02</w:t>
               <w:br/>
             </w:r>
             <w:r>
@@ -2508,7 +4217,7 @@
                 <w:color w:val="64748B"/>
                 <w:sz w:val="14"/>
               </w:rPr>
-              <w:t>Logement / cadre de vie</w:t>
+              <w:t>Éducation</w:t>
             </w:r>
           </w:p>
         </w:tc>
@@ -2524,7 +4233,7 @@
                 <w:color w:val="16A34A"/>
                 <w:sz w:val="16"/>
               </w:rPr>
-              <w:t>s01q07, s01q08, s02q20, s02q22, s03q07, s02q29, s04q19, s13q02</w:t>
+              <w:t>s01q63, s00q04, s02q25, s01q00b, s02q17_2, s02q15_2</w:t>
             </w:r>
           </w:p>
         </w:tc>
@@ -2555,7 +4264,7 @@
                 <w:i w:val="0"/>
                 <w:sz w:val="17"/>
               </w:rPr>
-              <w:t>Avertissement!! Le montant supporté (24000 FCFA) par le ménage pour cette source d’énergie (Bois de chauffe) à KEDOUGOU Urbain au cours des 30 derniers jours semble incoherent, prière de confirmer ou corriger.</w:t>
+              <w:t>Dans les milieux urbains c'est peu probable de voir une école dont les élèves ou étudiants ne dépensent pas en frais d'uniformes, prière de verifier pour Aissatou Doucoure qui fréquente 5ème année de Primaire et corriger ou confirmer avec le QG.</w:t>
             </w:r>
           </w:p>
         </w:tc>
@@ -2570,10 +4279,10 @@
               <w:rPr>
                 <w:b/>
                 <w:i w:val="0"/>
-                <w:color w:val="DC2626"/>
-                <w:sz w:val="16"/>
-              </w:rPr>
-              <w:t>Haute</w:t>
+                <w:color w:val="EA580C"/>
+                <w:sz w:val="16"/>
+              </w:rPr>
+              <w:t>Moyenne</w:t>
             </w:r>
           </w:p>
         </w:tc>
@@ -2588,7 +4297,7 @@
                 <w:i w:val="0"/>
                 <w:sz w:val="16"/>
               </w:rPr>
-              <w:t>S11</w:t>
+              <w:t>S02</w:t>
               <w:br/>
             </w:r>
             <w:r>
@@ -2598,7 +4307,7 @@
                 <w:color w:val="64748B"/>
                 <w:sz w:val="14"/>
               </w:rPr>
-              <w:t>Logement / cadre de vie</w:t>
+              <w:t>Éducation</w:t>
             </w:r>
           </w:p>
         </w:tc>
@@ -2614,7 +4323,7 @@
                 <w:color w:val="16A34A"/>
                 <w:sz w:val="16"/>
               </w:rPr>
-              <w:t>—</w:t>
+              <w:t>s01q63, s00q04, s02q25, s01q00b, s02q17_2, s02q15_2</w:t>
             </w:r>
           </w:p>
         </w:tc>
@@ -2645,2166 +4354,7 @@
                 <w:i w:val="0"/>
                 <w:sz w:val="17"/>
               </w:rPr>
-              <w:t>Incoherence!! Le ménage a depensé .</w:t>
-            </w:r>
-          </w:p>
-        </w:tc>
-      </w:tr>
-      <w:tr>
-        <w:tc>
-          <w:tcPr>
-            <w:tcW w:type="dxa" w:w="964"/>
-          </w:tcPr>
-          <w:p>
-            <w:r>
-              <w:rPr>
-                <w:b/>
-                <w:i w:val="0"/>
-                <w:color w:val="DC2626"/>
-                <w:sz w:val="16"/>
-              </w:rPr>
-              <w:t>Haute</w:t>
-            </w:r>
-          </w:p>
-        </w:tc>
-        <w:tc>
-          <w:tcPr>
-            <w:tcW w:type="dxa" w:w="1247"/>
-          </w:tcPr>
-          <w:p>
-            <w:r>
-              <w:rPr>
-                <w:b/>
-                <w:i w:val="0"/>
-                <w:sz w:val="16"/>
-              </w:rPr>
-              <w:t>S11</w:t>
-              <w:br/>
-            </w:r>
-            <w:r>
-              <w:rPr>
-                <w:b w:val="0"/>
-                <w:i w:val="0"/>
-                <w:color w:val="64748B"/>
-                <w:sz w:val="14"/>
-              </w:rPr>
-              <w:t>Logement / cadre de vie</w:t>
-            </w:r>
-          </w:p>
-        </w:tc>
-        <w:tc>
-          <w:tcPr>
-            <w:tcW w:type="dxa" w:w="1531"/>
-          </w:tcPr>
-          <w:p>
-            <w:r>
-              <w:rPr>
-                <w:b/>
-                <w:i w:val="0"/>
-                <w:color w:val="16A34A"/>
-                <w:sz w:val="16"/>
-              </w:rPr>
-              <w:t>s01q29, s01q31, s04q24, s00q04, s11q21, s09fq03, s09fq011</w:t>
-            </w:r>
-          </w:p>
-        </w:tc>
-        <w:tc>
-          <w:tcPr>
-            <w:tcW w:type="dxa" w:w="1191"/>
-          </w:tcPr>
-          <w:p>
-            <w:r>
-              <w:rPr>
-                <w:b w:val="0"/>
-                <w:i w:val="0"/>
-                <w:color w:val="64748B"/>
-                <w:sz w:val="16"/>
-              </w:rPr>
-              <w:t>GT-CQ</w:t>
-            </w:r>
-          </w:p>
-        </w:tc>
-        <w:tc>
-          <w:tcPr>
-            <w:tcW w:type="dxa" w:w="4706"/>
-          </w:tcPr>
-          <w:p>
-            <w:r>
-              <w:rPr>
-                <w:b w:val="0"/>
-                <w:i w:val="0"/>
-                <w:sz w:val="17"/>
-              </w:rPr>
-              <w:t>FCFA dans Frais de connexion au réseau de distribution d'eau mais dit ne pas être connecté à un réseau d'eau courante, prière de corriger cette incoherenceAttention ! Le montant mensuel du loyer pour un logement comme le votre 45000 Fcfa avec le type de logement Case est relativement élevé par rapport aux autres montants observés à KEDOUGOU Urbain..</w:t>
-            </w:r>
-          </w:p>
-        </w:tc>
-      </w:tr>
-      <w:tr>
-        <w:tc>
-          <w:tcPr>
-            <w:tcW w:type="dxa" w:w="964"/>
-          </w:tcPr>
-          <w:p>
-            <w:r>
-              <w:rPr>
-                <w:b/>
-                <w:i w:val="0"/>
-                <w:color w:val="DC2626"/>
-                <w:sz w:val="16"/>
-              </w:rPr>
-              <w:t>Haute</w:t>
-            </w:r>
-          </w:p>
-        </w:tc>
-        <w:tc>
-          <w:tcPr>
-            <w:tcW w:type="dxa" w:w="1247"/>
-          </w:tcPr>
-          <w:p>
-            <w:r>
-              <w:rPr>
-                <w:b/>
-                <w:i w:val="0"/>
-                <w:sz w:val="16"/>
-              </w:rPr>
-              <w:t>S16</w:t>
-              <w:br/>
-            </w:r>
-            <w:r>
-              <w:rPr>
-                <w:b w:val="0"/>
-                <w:i w:val="0"/>
-                <w:color w:val="64748B"/>
-                <w:sz w:val="14"/>
-              </w:rPr>
-              <w:t>Agriculture</w:t>
-            </w:r>
-          </w:p>
-        </w:tc>
-        <w:tc>
-          <w:tcPr>
-            <w:tcW w:type="dxa" w:w="1531"/>
-          </w:tcPr>
-          <w:p>
-            <w:r>
-              <w:rPr>
-                <w:b/>
-                <w:i w:val="0"/>
-                <w:color w:val="16A34A"/>
-                <w:sz w:val="16"/>
-              </w:rPr>
-              <w:t>s16dq05a, s16dq05c</w:t>
-            </w:r>
-          </w:p>
-        </w:tc>
-        <w:tc>
-          <w:tcPr>
-            <w:tcW w:type="dxa" w:w="1191"/>
-          </w:tcPr>
-          <w:p>
-            <w:r>
-              <w:rPr>
-                <w:b w:val="0"/>
-                <w:i w:val="0"/>
-                <w:color w:val="64748B"/>
-                <w:sz w:val="16"/>
-              </w:rPr>
-              <w:t>GT-CQ</w:t>
-            </w:r>
-          </w:p>
-        </w:tc>
-        <w:tc>
-          <w:tcPr>
-            <w:tcW w:type="dxa" w:w="4706"/>
-          </w:tcPr>
-          <w:p>
-            <w:r>
-              <w:rPr>
-                <w:b w:val="0"/>
-                <w:i w:val="0"/>
-                <w:sz w:val="17"/>
-              </w:rPr>
-              <w:t>La quantité de s16dq05a estimée en Kg est incohérente avec la prise dans la question s16dq05c, prière de bien estimer et mettre la valeur exacte.</w:t>
-            </w:r>
-          </w:p>
-        </w:tc>
-      </w:tr>
-      <w:tr>
-        <w:tc>
-          <w:tcPr>
-            <w:tcW w:type="dxa" w:w="964"/>
-          </w:tcPr>
-          <w:p>
-            <w:r>
-              <w:rPr>
-                <w:b/>
-                <w:i w:val="0"/>
-                <w:color w:val="EA580C"/>
-                <w:sz w:val="16"/>
-              </w:rPr>
-              <w:t>Moyenne</w:t>
-            </w:r>
-          </w:p>
-        </w:tc>
-        <w:tc>
-          <w:tcPr>
-            <w:tcW w:type="dxa" w:w="1247"/>
-          </w:tcPr>
-          <w:p>
-            <w:r>
-              <w:rPr>
-                <w:b/>
-                <w:i w:val="0"/>
-                <w:sz w:val="16"/>
-              </w:rPr>
-              <w:t>—</w:t>
-              <w:br/>
-            </w:r>
-            <w:r>
-              <w:rPr>
-                <w:b w:val="0"/>
-                <w:i w:val="0"/>
-                <w:color w:val="64748B"/>
-                <w:sz w:val="14"/>
-              </w:rPr>
-            </w:r>
-          </w:p>
-        </w:tc>
-        <w:tc>
-          <w:tcPr>
-            <w:tcW w:type="dxa" w:w="1531"/>
-          </w:tcPr>
-          <w:p>
-            <w:r>
-              <w:rPr>
-                <w:b/>
-                <w:i w:val="0"/>
-                <w:color w:val="16A34A"/>
-                <w:sz w:val="16"/>
-              </w:rPr>
-              <w:t>s16Aq08</w:t>
-            </w:r>
-          </w:p>
-        </w:tc>
-        <w:tc>
-          <w:tcPr>
-            <w:tcW w:type="dxa" w:w="1191"/>
-          </w:tcPr>
-          <w:p>
-            <w:r>
-              <w:rPr>
-                <w:b w:val="0"/>
-                <w:i w:val="0"/>
-                <w:color w:val="64748B"/>
-                <w:sz w:val="16"/>
-              </w:rPr>
-              <w:t>Natif SuSo</w:t>
-            </w:r>
-          </w:p>
-        </w:tc>
-        <w:tc>
-          <w:tcPr>
-            <w:tcW w:type="dxa" w:w="4706"/>
-          </w:tcPr>
-          <w:p>
-            <w:r>
-              <w:rPr>
-                <w:b w:val="0"/>
-                <w:i w:val="0"/>
-                <w:sz w:val="17"/>
-              </w:rPr>
-              <w:t>ERREUR: La [culture principale](s16Aq08) ne figure pas dans la liste des cultures pratiquées sur la parcelle.</w:t>
-            </w:r>
-          </w:p>
-        </w:tc>
-      </w:tr>
-      <w:tr>
-        <w:tc>
-          <w:tcPr>
-            <w:tcW w:type="dxa" w:w="964"/>
-          </w:tcPr>
-          <w:p>
-            <w:r>
-              <w:rPr>
-                <w:b/>
-                <w:i w:val="0"/>
-                <w:color w:val="EA580C"/>
-                <w:sz w:val="16"/>
-              </w:rPr>
-              <w:t>Moyenne</w:t>
-            </w:r>
-          </w:p>
-        </w:tc>
-        <w:tc>
-          <w:tcPr>
-            <w:tcW w:type="dxa" w:w="1247"/>
-          </w:tcPr>
-          <w:p>
-            <w:r>
-              <w:rPr>
-                <w:b/>
-                <w:i w:val="0"/>
-                <w:sz w:val="16"/>
-              </w:rPr>
-              <w:t>S00</w:t>
-              <w:br/>
-            </w:r>
-            <w:r>
-              <w:rPr>
-                <w:b w:val="0"/>
-                <w:i w:val="0"/>
-                <w:color w:val="64748B"/>
-                <w:sz w:val="14"/>
-              </w:rPr>
-              <w:t>Identification</w:t>
-            </w:r>
-          </w:p>
-        </w:tc>
-        <w:tc>
-          <w:tcPr>
-            <w:tcW w:type="dxa" w:w="1531"/>
-          </w:tcPr>
-          <w:p>
-            <w:r>
-              <w:rPr>
-                <w:b/>
-                <w:i w:val="0"/>
-                <w:color w:val="16A34A"/>
-                <w:sz w:val="16"/>
-              </w:rPr>
-              <w:t>s00q27</w:t>
-            </w:r>
-          </w:p>
-        </w:tc>
-        <w:tc>
-          <w:tcPr>
-            <w:tcW w:type="dxa" w:w="1191"/>
-          </w:tcPr>
-          <w:p>
-            <w:r>
-              <w:rPr>
-                <w:b w:val="0"/>
-                <w:i w:val="0"/>
-                <w:color w:val="64748B"/>
-                <w:sz w:val="16"/>
-              </w:rPr>
-              <w:t>GT-CQ</w:t>
-            </w:r>
-          </w:p>
-        </w:tc>
-        <w:tc>
-          <w:tcPr>
-            <w:tcW w:type="dxa" w:w="4706"/>
-          </w:tcPr>
-          <w:p>
-            <w:r>
-              <w:rPr>
-                <w:b w:val="0"/>
-                <w:i w:val="0"/>
-                <w:sz w:val="17"/>
-              </w:rPr>
-              <w:t>Le questionnaire semble ne pas être complètement fini mais le questionnaire est en statut complet, prière de compléter le questionnaire.</w:t>
-            </w:r>
-          </w:p>
-        </w:tc>
-      </w:tr>
-      <w:tr>
-        <w:tc>
-          <w:tcPr>
-            <w:tcW w:type="dxa" w:w="964"/>
-          </w:tcPr>
-          <w:p>
-            <w:r>
-              <w:rPr>
-                <w:b/>
-                <w:i w:val="0"/>
-                <w:color w:val="EA580C"/>
-                <w:sz w:val="16"/>
-              </w:rPr>
-              <w:t>Moyenne</w:t>
-            </w:r>
-          </w:p>
-        </w:tc>
-        <w:tc>
-          <w:tcPr>
-            <w:tcW w:type="dxa" w:w="1247"/>
-          </w:tcPr>
-          <w:p>
-            <w:r>
-              <w:rPr>
-                <w:b/>
-                <w:i w:val="0"/>
-                <w:sz w:val="16"/>
-              </w:rPr>
-              <w:t>S00</w:t>
-              <w:br/>
-            </w:r>
-            <w:r>
-              <w:rPr>
-                <w:b w:val="0"/>
-                <w:i w:val="0"/>
-                <w:color w:val="64748B"/>
-                <w:sz w:val="14"/>
-              </w:rPr>
-              <w:t>Identification</w:t>
-            </w:r>
-          </w:p>
-        </w:tc>
-        <w:tc>
-          <w:tcPr>
-            <w:tcW w:type="dxa" w:w="1531"/>
-          </w:tcPr>
-          <w:p>
-            <w:r>
-              <w:rPr>
-                <w:b/>
-                <w:i w:val="0"/>
-                <w:color w:val="16A34A"/>
-                <w:sz w:val="16"/>
-              </w:rPr>
-              <w:t>—</w:t>
-            </w:r>
-          </w:p>
-        </w:tc>
-        <w:tc>
-          <w:tcPr>
-            <w:tcW w:type="dxa" w:w="1191"/>
-          </w:tcPr>
-          <w:p>
-            <w:r>
-              <w:rPr>
-                <w:b w:val="0"/>
-                <w:i w:val="0"/>
-                <w:color w:val="64748B"/>
-                <w:sz w:val="16"/>
-              </w:rPr>
-              <w:t>GT-CQ</w:t>
-            </w:r>
-          </w:p>
-        </w:tc>
-        <w:tc>
-          <w:tcPr>
-            <w:tcW w:type="dxa" w:w="4706"/>
-          </w:tcPr>
-          <w:p>
-            <w:r>
-              <w:rPr>
-                <w:b w:val="0"/>
-                <w:i w:val="0"/>
-                <w:sz w:val="17"/>
-              </w:rPr>
-              <w:t>L'adresse ou la localisation du ménage doit être bien renseignée, ne doit pas contenir des numéros de téléphone et elle semble courte pour être une adresse.</w:t>
-            </w:r>
-          </w:p>
-        </w:tc>
-      </w:tr>
-      <w:tr>
-        <w:tc>
-          <w:tcPr>
-            <w:tcW w:type="dxa" w:w="964"/>
-          </w:tcPr>
-          <w:p>
-            <w:r>
-              <w:rPr>
-                <w:b/>
-                <w:i w:val="0"/>
-                <w:color w:val="EA580C"/>
-                <w:sz w:val="16"/>
-              </w:rPr>
-              <w:t>Moyenne</w:t>
-            </w:r>
-          </w:p>
-        </w:tc>
-        <w:tc>
-          <w:tcPr>
-            <w:tcW w:type="dxa" w:w="1247"/>
-          </w:tcPr>
-          <w:p>
-            <w:r>
-              <w:rPr>
-                <w:b/>
-                <w:i w:val="0"/>
-                <w:sz w:val="16"/>
-              </w:rPr>
-              <w:t>S00</w:t>
-              <w:br/>
-            </w:r>
-            <w:r>
-              <w:rPr>
-                <w:b w:val="0"/>
-                <w:i w:val="0"/>
-                <w:color w:val="64748B"/>
-                <w:sz w:val="14"/>
-              </w:rPr>
-              <w:t>Identification</w:t>
-            </w:r>
-          </w:p>
-        </w:tc>
-        <w:tc>
-          <w:tcPr>
-            <w:tcW w:type="dxa" w:w="1531"/>
-          </w:tcPr>
-          <w:p>
-            <w:r>
-              <w:rPr>
-                <w:b/>
-                <w:i w:val="0"/>
-                <w:color w:val="16A34A"/>
-                <w:sz w:val="16"/>
-              </w:rPr>
-              <w:t>—</w:t>
-            </w:r>
-          </w:p>
-        </w:tc>
-        <w:tc>
-          <w:tcPr>
-            <w:tcW w:type="dxa" w:w="1191"/>
-          </w:tcPr>
-          <w:p>
-            <w:r>
-              <w:rPr>
-                <w:b w:val="0"/>
-                <w:i w:val="0"/>
-                <w:color w:val="64748B"/>
-                <w:sz w:val="16"/>
-              </w:rPr>
-              <w:t>GT-CQ</w:t>
-            </w:r>
-          </w:p>
-        </w:tc>
-        <w:tc>
-          <w:tcPr>
-            <w:tcW w:type="dxa" w:w="4706"/>
-          </w:tcPr>
-          <w:p>
-            <w:r>
-              <w:rPr>
-                <w:b w:val="0"/>
-                <w:i w:val="0"/>
-                <w:sz w:val="17"/>
-              </w:rPr>
-              <w:t>Prière de renseigner la bonne adresse.</w:t>
-            </w:r>
-          </w:p>
-        </w:tc>
-      </w:tr>
-      <w:tr>
-        <w:tc>
-          <w:tcPr>
-            <w:tcW w:type="dxa" w:w="964"/>
-          </w:tcPr>
-          <w:p>
-            <w:r>
-              <w:rPr>
-                <w:b/>
-                <w:i w:val="0"/>
-                <w:color w:val="EA580C"/>
-                <w:sz w:val="16"/>
-              </w:rPr>
-              <w:t>Moyenne</w:t>
-            </w:r>
-          </w:p>
-        </w:tc>
-        <w:tc>
-          <w:tcPr>
-            <w:tcW w:type="dxa" w:w="1247"/>
-          </w:tcPr>
-          <w:p>
-            <w:r>
-              <w:rPr>
-                <w:b/>
-                <w:i w:val="0"/>
-                <w:sz w:val="16"/>
-              </w:rPr>
-              <w:t>S01</w:t>
-              <w:br/>
-            </w:r>
-            <w:r>
-              <w:rPr>
-                <w:b w:val="0"/>
-                <w:i w:val="0"/>
-                <w:color w:val="64748B"/>
-                <w:sz w:val="14"/>
-              </w:rPr>
-              <w:t>Démographie</w:t>
-            </w:r>
-          </w:p>
-        </w:tc>
-        <w:tc>
-          <w:tcPr>
-            <w:tcW w:type="dxa" w:w="1531"/>
-          </w:tcPr>
-          <w:p>
-            <w:r>
-              <w:rPr>
-                <w:b/>
-                <w:i w:val="0"/>
-                <w:color w:val="16A34A"/>
-                <w:sz w:val="16"/>
-              </w:rPr>
-              <w:t>—</w:t>
-            </w:r>
-          </w:p>
-        </w:tc>
-        <w:tc>
-          <w:tcPr>
-            <w:tcW w:type="dxa" w:w="1191"/>
-          </w:tcPr>
-          <w:p>
-            <w:r>
-              <w:rPr>
-                <w:b w:val="0"/>
-                <w:i w:val="0"/>
-                <w:color w:val="64748B"/>
-                <w:sz w:val="16"/>
-              </w:rPr>
-              <w:t>GT-CQ</w:t>
-            </w:r>
-          </w:p>
-        </w:tc>
-        <w:tc>
-          <w:tcPr>
-            <w:tcW w:type="dxa" w:w="4706"/>
-          </w:tcPr>
-          <w:p>
-            <w:r>
-              <w:rPr>
-                <w:b w:val="0"/>
-                <w:i w:val="0"/>
-                <w:sz w:val="17"/>
-              </w:rPr>
-              <w:t>Prière de verifier l'information donnée par Adama Dian Doucoure ou corriger au niveau de la section 1.</w:t>
-            </w:r>
-          </w:p>
-        </w:tc>
-      </w:tr>
-      <w:tr>
-        <w:tc>
-          <w:tcPr>
-            <w:tcW w:type="dxa" w:w="964"/>
-          </w:tcPr>
-          <w:p>
-            <w:r>
-              <w:rPr>
-                <w:b/>
-                <w:i w:val="0"/>
-                <w:color w:val="EA580C"/>
-                <w:sz w:val="16"/>
-              </w:rPr>
-              <w:t>Moyenne</w:t>
-            </w:r>
-          </w:p>
-        </w:tc>
-        <w:tc>
-          <w:tcPr>
-            <w:tcW w:type="dxa" w:w="1247"/>
-          </w:tcPr>
-          <w:p>
-            <w:r>
-              <w:rPr>
-                <w:b/>
-                <w:i w:val="0"/>
-                <w:sz w:val="16"/>
-              </w:rPr>
-              <w:t>S01</w:t>
-              <w:br/>
-            </w:r>
-            <w:r>
-              <w:rPr>
-                <w:b w:val="0"/>
-                <w:i w:val="0"/>
-                <w:color w:val="64748B"/>
-                <w:sz w:val="14"/>
-              </w:rPr>
-              <w:t>Démographie</w:t>
-            </w:r>
-          </w:p>
-        </w:tc>
-        <w:tc>
-          <w:tcPr>
-            <w:tcW w:type="dxa" w:w="1531"/>
-          </w:tcPr>
-          <w:p>
-            <w:r>
-              <w:rPr>
-                <w:b/>
-                <w:i w:val="0"/>
-                <w:color w:val="16A34A"/>
-                <w:sz w:val="16"/>
-              </w:rPr>
-              <w:t>—</w:t>
-            </w:r>
-          </w:p>
-        </w:tc>
-        <w:tc>
-          <w:tcPr>
-            <w:tcW w:type="dxa" w:w="1191"/>
-          </w:tcPr>
-          <w:p>
-            <w:r>
-              <w:rPr>
-                <w:b w:val="0"/>
-                <w:i w:val="0"/>
-                <w:color w:val="64748B"/>
-                <w:sz w:val="16"/>
-              </w:rPr>
-              <w:t>GT-CQ</w:t>
-            </w:r>
-          </w:p>
-        </w:tc>
-        <w:tc>
-          <w:tcPr>
-            <w:tcW w:type="dxa" w:w="4706"/>
-          </w:tcPr>
-          <w:p>
-            <w:r>
-              <w:rPr>
-                <w:b w:val="0"/>
-                <w:i w:val="0"/>
-                <w:sz w:val="17"/>
-              </w:rPr>
-              <w:t>Prière de verifier l'information donnée par Aissatou Doucoure ou corriger au niveau de la section 1.</w:t>
-            </w:r>
-          </w:p>
-        </w:tc>
-      </w:tr>
-      <w:tr>
-        <w:tc>
-          <w:tcPr>
-            <w:tcW w:type="dxa" w:w="964"/>
-          </w:tcPr>
-          <w:p>
-            <w:r>
-              <w:rPr>
-                <w:b/>
-                <w:i w:val="0"/>
-                <w:color w:val="EA580C"/>
-                <w:sz w:val="16"/>
-              </w:rPr>
-              <w:t>Moyenne</w:t>
-            </w:r>
-          </w:p>
-        </w:tc>
-        <w:tc>
-          <w:tcPr>
-            <w:tcW w:type="dxa" w:w="1247"/>
-          </w:tcPr>
-          <w:p>
-            <w:r>
-              <w:rPr>
-                <w:b/>
-                <w:i w:val="0"/>
-                <w:sz w:val="16"/>
-              </w:rPr>
-              <w:t>S01</w:t>
-              <w:br/>
-            </w:r>
-            <w:r>
-              <w:rPr>
-                <w:b w:val="0"/>
-                <w:i w:val="0"/>
-                <w:color w:val="64748B"/>
-                <w:sz w:val="14"/>
-              </w:rPr>
-              <w:t>Démographie</w:t>
-            </w:r>
-          </w:p>
-        </w:tc>
-        <w:tc>
-          <w:tcPr>
-            <w:tcW w:type="dxa" w:w="1531"/>
-          </w:tcPr>
-          <w:p>
-            <w:r>
-              <w:rPr>
-                <w:b/>
-                <w:i w:val="0"/>
-                <w:color w:val="16A34A"/>
-                <w:sz w:val="16"/>
-              </w:rPr>
-              <w:t>—</w:t>
-            </w:r>
-          </w:p>
-        </w:tc>
-        <w:tc>
-          <w:tcPr>
-            <w:tcW w:type="dxa" w:w="1191"/>
-          </w:tcPr>
-          <w:p>
-            <w:r>
-              <w:rPr>
-                <w:b w:val="0"/>
-                <w:i w:val="0"/>
-                <w:color w:val="64748B"/>
-                <w:sz w:val="16"/>
-              </w:rPr>
-              <w:t>GT-CQ</w:t>
-            </w:r>
-          </w:p>
-        </w:tc>
-        <w:tc>
-          <w:tcPr>
-            <w:tcW w:type="dxa" w:w="4706"/>
-          </w:tcPr>
-          <w:p>
-            <w:r>
-              <w:rPr>
-                <w:b w:val="0"/>
-                <w:i w:val="0"/>
-                <w:sz w:val="17"/>
-              </w:rPr>
-              <w:t>Prière de verifier l'information donnée par Alpha Oumar Doucoure ou corriger au niveau de la section 1.</w:t>
-            </w:r>
-          </w:p>
-        </w:tc>
-      </w:tr>
-      <w:tr>
-        <w:tc>
-          <w:tcPr>
-            <w:tcW w:type="dxa" w:w="964"/>
-          </w:tcPr>
-          <w:p>
-            <w:r>
-              <w:rPr>
-                <w:b/>
-                <w:i w:val="0"/>
-                <w:color w:val="EA580C"/>
-                <w:sz w:val="16"/>
-              </w:rPr>
-              <w:t>Moyenne</w:t>
-            </w:r>
-          </w:p>
-        </w:tc>
-        <w:tc>
-          <w:tcPr>
-            <w:tcW w:type="dxa" w:w="1247"/>
-          </w:tcPr>
-          <w:p>
-            <w:r>
-              <w:rPr>
-                <w:b/>
-                <w:i w:val="0"/>
-                <w:sz w:val="16"/>
-              </w:rPr>
-              <w:t>S01</w:t>
-              <w:br/>
-            </w:r>
-            <w:r>
-              <w:rPr>
-                <w:b w:val="0"/>
-                <w:i w:val="0"/>
-                <w:color w:val="64748B"/>
-                <w:sz w:val="14"/>
-              </w:rPr>
-              <w:t>Démographie</w:t>
-            </w:r>
-          </w:p>
-        </w:tc>
-        <w:tc>
-          <w:tcPr>
-            <w:tcW w:type="dxa" w:w="1531"/>
-          </w:tcPr>
-          <w:p>
-            <w:r>
-              <w:rPr>
-                <w:b/>
-                <w:i w:val="0"/>
-                <w:color w:val="16A34A"/>
-                <w:sz w:val="16"/>
-              </w:rPr>
-              <w:t>—</w:t>
-            </w:r>
-          </w:p>
-        </w:tc>
-        <w:tc>
-          <w:tcPr>
-            <w:tcW w:type="dxa" w:w="1191"/>
-          </w:tcPr>
-          <w:p>
-            <w:r>
-              <w:rPr>
-                <w:b w:val="0"/>
-                <w:i w:val="0"/>
-                <w:color w:val="64748B"/>
-                <w:sz w:val="16"/>
-              </w:rPr>
-              <w:t>GT-CQ</w:t>
-            </w:r>
-          </w:p>
-        </w:tc>
-        <w:tc>
-          <w:tcPr>
-            <w:tcW w:type="dxa" w:w="4706"/>
-          </w:tcPr>
-          <w:p>
-            <w:r>
-              <w:rPr>
-                <w:b w:val="0"/>
-                <w:i w:val="0"/>
-                <w:sz w:val="17"/>
-              </w:rPr>
-              <w:t>Prière de verifier l'information donnée par Amadou Doucoure ou corriger au niveau de la section 1.</w:t>
-            </w:r>
-          </w:p>
-        </w:tc>
-      </w:tr>
-      <w:tr>
-        <w:tc>
-          <w:tcPr>
-            <w:tcW w:type="dxa" w:w="964"/>
-          </w:tcPr>
-          <w:p>
-            <w:r>
-              <w:rPr>
-                <w:b/>
-                <w:i w:val="0"/>
-                <w:color w:val="EA580C"/>
-                <w:sz w:val="16"/>
-              </w:rPr>
-              <w:t>Moyenne</w:t>
-            </w:r>
-          </w:p>
-        </w:tc>
-        <w:tc>
-          <w:tcPr>
-            <w:tcW w:type="dxa" w:w="1247"/>
-          </w:tcPr>
-          <w:p>
-            <w:r>
-              <w:rPr>
-                <w:b/>
-                <w:i w:val="0"/>
-                <w:sz w:val="16"/>
-              </w:rPr>
-              <w:t>S01</w:t>
-              <w:br/>
-            </w:r>
-            <w:r>
-              <w:rPr>
-                <w:b w:val="0"/>
-                <w:i w:val="0"/>
-                <w:color w:val="64748B"/>
-                <w:sz w:val="14"/>
-              </w:rPr>
-              <w:t>Démographie</w:t>
-            </w:r>
-          </w:p>
-        </w:tc>
-        <w:tc>
-          <w:tcPr>
-            <w:tcW w:type="dxa" w:w="1531"/>
-          </w:tcPr>
-          <w:p>
-            <w:r>
-              <w:rPr>
-                <w:b/>
-                <w:i w:val="0"/>
-                <w:color w:val="16A34A"/>
-                <w:sz w:val="16"/>
-              </w:rPr>
-              <w:t>s01q41, s01q00b</w:t>
-            </w:r>
-          </w:p>
-        </w:tc>
-        <w:tc>
-          <w:tcPr>
-            <w:tcW w:type="dxa" w:w="1191"/>
-          </w:tcPr>
-          <w:p>
-            <w:r>
-              <w:rPr>
-                <w:b w:val="0"/>
-                <w:i w:val="0"/>
-                <w:color w:val="64748B"/>
-                <w:sz w:val="16"/>
-              </w:rPr>
-              <w:t>GT-CQ</w:t>
-            </w:r>
-          </w:p>
-        </w:tc>
-        <w:tc>
-          <w:tcPr>
-            <w:tcW w:type="dxa" w:w="4706"/>
-          </w:tcPr>
-          <w:p>
-            <w:r>
-              <w:rPr>
-                <w:b w:val="0"/>
-                <w:i w:val="0"/>
-                <w:sz w:val="17"/>
-              </w:rPr>
-              <w:t>Le montant dépensé ou reçu en cadeau pour les cartes prépayées, les transferts de crédit et les abonnements de  Boubacar Doucoure semble élevé ou faible , prière de corriger ou de confirmer l'information avec le QG.</w:t>
-            </w:r>
-          </w:p>
-        </w:tc>
-      </w:tr>
-      <w:tr>
-        <w:tc>
-          <w:tcPr>
-            <w:tcW w:type="dxa" w:w="964"/>
-          </w:tcPr>
-          <w:p>
-            <w:r>
-              <w:rPr>
-                <w:b/>
-                <w:i w:val="0"/>
-                <w:color w:val="EA580C"/>
-                <w:sz w:val="16"/>
-              </w:rPr>
-              <w:t>Moyenne</w:t>
-            </w:r>
-          </w:p>
-        </w:tc>
-        <w:tc>
-          <w:tcPr>
-            <w:tcW w:type="dxa" w:w="1247"/>
-          </w:tcPr>
-          <w:p>
-            <w:r>
-              <w:rPr>
-                <w:b/>
-                <w:i w:val="0"/>
-                <w:sz w:val="16"/>
-              </w:rPr>
-              <w:t>S01</w:t>
-              <w:br/>
-            </w:r>
-            <w:r>
-              <w:rPr>
-                <w:b w:val="0"/>
-                <w:i w:val="0"/>
-                <w:color w:val="64748B"/>
-                <w:sz w:val="14"/>
-              </w:rPr>
-              <w:t>Démographie</w:t>
-            </w:r>
-          </w:p>
-        </w:tc>
-        <w:tc>
-          <w:tcPr>
-            <w:tcW w:type="dxa" w:w="1531"/>
-          </w:tcPr>
-          <w:p>
-            <w:r>
-              <w:rPr>
-                <w:b/>
-                <w:i w:val="0"/>
-                <w:color w:val="16A34A"/>
-                <w:sz w:val="16"/>
-              </w:rPr>
-              <w:t>s01q41a, s01q00b</w:t>
-            </w:r>
-          </w:p>
-        </w:tc>
-        <w:tc>
-          <w:tcPr>
-            <w:tcW w:type="dxa" w:w="1191"/>
-          </w:tcPr>
-          <w:p>
-            <w:r>
-              <w:rPr>
-                <w:b w:val="0"/>
-                <w:i w:val="0"/>
-                <w:color w:val="64748B"/>
-                <w:sz w:val="16"/>
-              </w:rPr>
-              <w:t>GT-CQ</w:t>
-            </w:r>
-          </w:p>
-        </w:tc>
-        <w:tc>
-          <w:tcPr>
-            <w:tcW w:type="dxa" w:w="4706"/>
-          </w:tcPr>
-          <w:p>
-            <w:r>
-              <w:rPr>
-                <w:b w:val="0"/>
-                <w:i w:val="0"/>
-                <w:sz w:val="17"/>
-              </w:rPr>
-              <w:t>Le montant dépensé ou reçu en cadeau pour les recharges internet ou de forfaits de données mobiles(hors appels vocaux), aucours des 30 derniers jours de Boubacar Doucoure semble élevé ou faible, prière de corriger ou de confirmer l'information avec le QG.</w:t>
-            </w:r>
-          </w:p>
-        </w:tc>
-      </w:tr>
-      <w:tr>
-        <w:tc>
-          <w:tcPr>
-            <w:tcW w:type="dxa" w:w="964"/>
-          </w:tcPr>
-          <w:p>
-            <w:r>
-              <w:rPr>
-                <w:b/>
-                <w:i w:val="0"/>
-                <w:color w:val="EA580C"/>
-                <w:sz w:val="16"/>
-              </w:rPr>
-              <w:t>Moyenne</w:t>
-            </w:r>
-          </w:p>
-        </w:tc>
-        <w:tc>
-          <w:tcPr>
-            <w:tcW w:type="dxa" w:w="1247"/>
-          </w:tcPr>
-          <w:p>
-            <w:r>
-              <w:rPr>
-                <w:b/>
-                <w:i w:val="0"/>
-                <w:sz w:val="16"/>
-              </w:rPr>
-              <w:t>S01</w:t>
-              <w:br/>
-            </w:r>
-            <w:r>
-              <w:rPr>
-                <w:b w:val="0"/>
-                <w:i w:val="0"/>
-                <w:color w:val="64748B"/>
-                <w:sz w:val="14"/>
-              </w:rPr>
-              <w:t>Démographie</w:t>
-            </w:r>
-          </w:p>
-        </w:tc>
-        <w:tc>
-          <w:tcPr>
-            <w:tcW w:type="dxa" w:w="1531"/>
-          </w:tcPr>
-          <w:p>
-            <w:r>
-              <w:rPr>
-                <w:b/>
-                <w:i w:val="0"/>
-                <w:color w:val="16A34A"/>
-                <w:sz w:val="16"/>
-              </w:rPr>
-              <w:t>—</w:t>
-            </w:r>
-          </w:p>
-        </w:tc>
-        <w:tc>
-          <w:tcPr>
-            <w:tcW w:type="dxa" w:w="1191"/>
-          </w:tcPr>
-          <w:p>
-            <w:r>
-              <w:rPr>
-                <w:b w:val="0"/>
-                <w:i w:val="0"/>
-                <w:color w:val="64748B"/>
-                <w:sz w:val="16"/>
-              </w:rPr>
-              <w:t>GT-CQ</w:t>
-            </w:r>
-          </w:p>
-        </w:tc>
-        <w:tc>
-          <w:tcPr>
-            <w:tcW w:type="dxa" w:w="4706"/>
-          </w:tcPr>
-          <w:p>
-            <w:r>
-              <w:rPr>
-                <w:b w:val="0"/>
-                <w:i w:val="0"/>
-                <w:sz w:val="17"/>
-              </w:rPr>
-              <w:t>Attention ! Le montant (12500 Fcfa) dépensé ou reçu en cadeau pour les cartes prépayées, les transferts de crédit et les abonnements de  Boubacar Doucoure est relativement élevé par rapport aux autres montants depansés observés dans cette zone.</w:t>
-            </w:r>
-          </w:p>
-        </w:tc>
-      </w:tr>
-      <w:tr>
-        <w:tc>
-          <w:tcPr>
-            <w:tcW w:type="dxa" w:w="964"/>
-          </w:tcPr>
-          <w:p>
-            <w:r>
-              <w:rPr>
-                <w:b/>
-                <w:i w:val="0"/>
-                <w:color w:val="EA580C"/>
-                <w:sz w:val="16"/>
-              </w:rPr>
-              <w:t>Moyenne</w:t>
-            </w:r>
-          </w:p>
-        </w:tc>
-        <w:tc>
-          <w:tcPr>
-            <w:tcW w:type="dxa" w:w="1247"/>
-          </w:tcPr>
-          <w:p>
-            <w:r>
-              <w:rPr>
-                <w:b/>
-                <w:i w:val="0"/>
-                <w:sz w:val="16"/>
-              </w:rPr>
-              <w:t>S01</w:t>
-              <w:br/>
-            </w:r>
-            <w:r>
-              <w:rPr>
-                <w:b w:val="0"/>
-                <w:i w:val="0"/>
-                <w:color w:val="64748B"/>
-                <w:sz w:val="14"/>
-              </w:rPr>
-              <w:t>Démographie</w:t>
-            </w:r>
-          </w:p>
-        </w:tc>
-        <w:tc>
-          <w:tcPr>
-            <w:tcW w:type="dxa" w:w="1531"/>
-          </w:tcPr>
-          <w:p>
-            <w:r>
-              <w:rPr>
-                <w:b/>
-                <w:i w:val="0"/>
-                <w:color w:val="16A34A"/>
-                <w:sz w:val="16"/>
-              </w:rPr>
-              <w:t>—</w:t>
-            </w:r>
-          </w:p>
-        </w:tc>
-        <w:tc>
-          <w:tcPr>
-            <w:tcW w:type="dxa" w:w="1191"/>
-          </w:tcPr>
-          <w:p>
-            <w:r>
-              <w:rPr>
-                <w:b w:val="0"/>
-                <w:i w:val="0"/>
-                <w:color w:val="64748B"/>
-                <w:sz w:val="16"/>
-              </w:rPr>
-              <w:t>GT-CQ</w:t>
-            </w:r>
-          </w:p>
-        </w:tc>
-        <w:tc>
-          <w:tcPr>
-            <w:tcW w:type="dxa" w:w="4706"/>
-          </w:tcPr>
-          <w:p>
-            <w:r>
-              <w:rPr>
-                <w:b w:val="0"/>
-                <w:i w:val="0"/>
-                <w:sz w:val="17"/>
-              </w:rPr>
-              <w:t>Prière de corriger ou de confirmer avec le QG.</w:t>
-            </w:r>
-          </w:p>
-        </w:tc>
-      </w:tr>
-      <w:tr>
-        <w:tc>
-          <w:tcPr>
-            <w:tcW w:type="dxa" w:w="964"/>
-          </w:tcPr>
-          <w:p>
-            <w:r>
-              <w:rPr>
-                <w:b/>
-                <w:i w:val="0"/>
-                <w:color w:val="EA580C"/>
-                <w:sz w:val="16"/>
-              </w:rPr>
-              <w:t>Moyenne</w:t>
-            </w:r>
-          </w:p>
-        </w:tc>
-        <w:tc>
-          <w:tcPr>
-            <w:tcW w:type="dxa" w:w="1247"/>
-          </w:tcPr>
-          <w:p>
-            <w:r>
-              <w:rPr>
-                <w:b/>
-                <w:i w:val="0"/>
-                <w:sz w:val="16"/>
-              </w:rPr>
-              <w:t>S01</w:t>
-              <w:br/>
-            </w:r>
-            <w:r>
-              <w:rPr>
-                <w:b w:val="0"/>
-                <w:i w:val="0"/>
-                <w:color w:val="64748B"/>
-                <w:sz w:val="14"/>
-              </w:rPr>
-              <w:t>Démographie</w:t>
-            </w:r>
-          </w:p>
-        </w:tc>
-        <w:tc>
-          <w:tcPr>
-            <w:tcW w:type="dxa" w:w="1531"/>
-          </w:tcPr>
-          <w:p>
-            <w:r>
-              <w:rPr>
-                <w:b/>
-                <w:i w:val="0"/>
-                <w:color w:val="16A34A"/>
-                <w:sz w:val="16"/>
-              </w:rPr>
-              <w:t>s01q41a, s01q00b</w:t>
-            </w:r>
-          </w:p>
-        </w:tc>
-        <w:tc>
-          <w:tcPr>
-            <w:tcW w:type="dxa" w:w="1191"/>
-          </w:tcPr>
-          <w:p>
-            <w:r>
-              <w:rPr>
-                <w:b w:val="0"/>
-                <w:i w:val="0"/>
-                <w:color w:val="64748B"/>
-                <w:sz w:val="16"/>
-              </w:rPr>
-              <w:t>GT-CQ</w:t>
-            </w:r>
-          </w:p>
-        </w:tc>
-        <w:tc>
-          <w:tcPr>
-            <w:tcW w:type="dxa" w:w="4706"/>
-          </w:tcPr>
-          <w:p>
-            <w:r>
-              <w:rPr>
-                <w:b w:val="0"/>
-                <w:i w:val="0"/>
-                <w:sz w:val="17"/>
-              </w:rPr>
-              <w:t>Attention ! Le montant (12500 Fcfa) dépensé ou reçu en cadeau pour les recharges internet ou de forfaits de données mobiles(hors appels vocaux), aucours des 30 derniers jours de  Boubacar Doucoure est relativement élevé par rapport aux autres montants depansés observés dans cette zone.</w:t>
-            </w:r>
-          </w:p>
-        </w:tc>
-      </w:tr>
-      <w:tr>
-        <w:tc>
-          <w:tcPr>
-            <w:tcW w:type="dxa" w:w="964"/>
-          </w:tcPr>
-          <w:p>
-            <w:r>
-              <w:rPr>
-                <w:b/>
-                <w:i w:val="0"/>
-                <w:color w:val="EA580C"/>
-                <w:sz w:val="16"/>
-              </w:rPr>
-              <w:t>Moyenne</w:t>
-            </w:r>
-          </w:p>
-        </w:tc>
-        <w:tc>
-          <w:tcPr>
-            <w:tcW w:type="dxa" w:w="1247"/>
-          </w:tcPr>
-          <w:p>
-            <w:r>
-              <w:rPr>
-                <w:b/>
-                <w:i w:val="0"/>
-                <w:sz w:val="16"/>
-              </w:rPr>
-              <w:t>S01</w:t>
-              <w:br/>
-            </w:r>
-            <w:r>
-              <w:rPr>
-                <w:b w:val="0"/>
-                <w:i w:val="0"/>
-                <w:color w:val="64748B"/>
-                <w:sz w:val="14"/>
-              </w:rPr>
-              <w:t>Démographie</w:t>
-            </w:r>
-          </w:p>
-        </w:tc>
-        <w:tc>
-          <w:tcPr>
-            <w:tcW w:type="dxa" w:w="1531"/>
-          </w:tcPr>
-          <w:p>
-            <w:r>
-              <w:rPr>
-                <w:b/>
-                <w:i w:val="0"/>
-                <w:color w:val="16A34A"/>
-                <w:sz w:val="16"/>
-              </w:rPr>
-              <w:t>—</w:t>
-            </w:r>
-          </w:p>
-        </w:tc>
-        <w:tc>
-          <w:tcPr>
-            <w:tcW w:type="dxa" w:w="1191"/>
-          </w:tcPr>
-          <w:p>
-            <w:r>
-              <w:rPr>
-                <w:b w:val="0"/>
-                <w:i w:val="0"/>
-                <w:color w:val="64748B"/>
-                <w:sz w:val="16"/>
-              </w:rPr>
-              <w:t>GT-CQ</w:t>
-            </w:r>
-          </w:p>
-        </w:tc>
-        <w:tc>
-          <w:tcPr>
-            <w:tcW w:type="dxa" w:w="4706"/>
-          </w:tcPr>
-          <w:p>
-            <w:r>
-              <w:rPr>
-                <w:b w:val="0"/>
-                <w:i w:val="0"/>
-                <w:sz w:val="17"/>
-              </w:rPr>
-              <w:t>Prière de verifier l'information donnée par Boubacar Doucoure ou corriger au niveau de la section 1.</w:t>
-            </w:r>
-          </w:p>
-        </w:tc>
-      </w:tr>
-      <w:tr>
-        <w:tc>
-          <w:tcPr>
-            <w:tcW w:type="dxa" w:w="964"/>
-          </w:tcPr>
-          <w:p>
-            <w:r>
-              <w:rPr>
-                <w:b/>
-                <w:i w:val="0"/>
-                <w:color w:val="EA580C"/>
-                <w:sz w:val="16"/>
-              </w:rPr>
-              <w:t>Moyenne</w:t>
-            </w:r>
-          </w:p>
-        </w:tc>
-        <w:tc>
-          <w:tcPr>
-            <w:tcW w:type="dxa" w:w="1247"/>
-          </w:tcPr>
-          <w:p>
-            <w:r>
-              <w:rPr>
-                <w:b/>
-                <w:i w:val="0"/>
-                <w:sz w:val="16"/>
-              </w:rPr>
-              <w:t>S01</w:t>
-              <w:br/>
-            </w:r>
-            <w:r>
-              <w:rPr>
-                <w:b w:val="0"/>
-                <w:i w:val="0"/>
-                <w:color w:val="64748B"/>
-                <w:sz w:val="14"/>
-              </w:rPr>
-              <w:t>Démographie</w:t>
-            </w:r>
-          </w:p>
-        </w:tc>
-        <w:tc>
-          <w:tcPr>
-            <w:tcW w:type="dxa" w:w="1531"/>
-          </w:tcPr>
-          <w:p>
-            <w:r>
-              <w:rPr>
-                <w:b/>
-                <w:i w:val="0"/>
-                <w:color w:val="16A34A"/>
-                <w:sz w:val="16"/>
-              </w:rPr>
-              <w:t>s01q10_1</w:t>
-            </w:r>
-          </w:p>
-        </w:tc>
-        <w:tc>
-          <w:tcPr>
-            <w:tcW w:type="dxa" w:w="1191"/>
-          </w:tcPr>
-          <w:p>
-            <w:r>
-              <w:rPr>
-                <w:b w:val="0"/>
-                <w:i w:val="0"/>
-                <w:color w:val="64748B"/>
-                <w:sz w:val="16"/>
-              </w:rPr>
-              <w:t>GT-CQ</w:t>
-            </w:r>
-          </w:p>
-        </w:tc>
-        <w:tc>
-          <w:tcPr>
-            <w:tcW w:type="dxa" w:w="4706"/>
-          </w:tcPr>
-          <w:p>
-            <w:r>
-              <w:rPr>
-                <w:b w:val="0"/>
-                <w:i w:val="0"/>
-                <w:sz w:val="17"/>
-              </w:rPr>
-              <w:t>La taille du ménage lors de l'enquête principale (7) de ce ménage est inférieur à la taille du denombrement (8), prière de fournir des explications concrètes ou aller revisiter le ménage.</w:t>
-            </w:r>
-          </w:p>
-        </w:tc>
-      </w:tr>
-      <w:tr>
-        <w:tc>
-          <w:tcPr>
-            <w:tcW w:type="dxa" w:w="964"/>
-          </w:tcPr>
-          <w:p>
-            <w:r>
-              <w:rPr>
-                <w:b/>
-                <w:i w:val="0"/>
-                <w:color w:val="EA580C"/>
-                <w:sz w:val="16"/>
-              </w:rPr>
-              <w:t>Moyenne</w:t>
-            </w:r>
-          </w:p>
-        </w:tc>
-        <w:tc>
-          <w:tcPr>
-            <w:tcW w:type="dxa" w:w="1247"/>
-          </w:tcPr>
-          <w:p>
-            <w:r>
-              <w:rPr>
-                <w:b/>
-                <w:i w:val="0"/>
-                <w:sz w:val="16"/>
-              </w:rPr>
-              <w:t>S02</w:t>
-              <w:br/>
-            </w:r>
-            <w:r>
-              <w:rPr>
-                <w:b w:val="0"/>
-                <w:i w:val="0"/>
-                <w:color w:val="64748B"/>
-                <w:sz w:val="14"/>
-              </w:rPr>
-              <w:t>Éducation</w:t>
-            </w:r>
-          </w:p>
-        </w:tc>
-        <w:tc>
-          <w:tcPr>
-            <w:tcW w:type="dxa" w:w="1531"/>
-          </w:tcPr>
-          <w:p>
-            <w:r>
-              <w:rPr>
-                <w:b/>
-                <w:i w:val="0"/>
-                <w:color w:val="16A34A"/>
-                <w:sz w:val="16"/>
-              </w:rPr>
-              <w:t>—</w:t>
-            </w:r>
-          </w:p>
-        </w:tc>
-        <w:tc>
-          <w:tcPr>
-            <w:tcW w:type="dxa" w:w="1191"/>
-          </w:tcPr>
-          <w:p>
-            <w:r>
-              <w:rPr>
-                <w:b w:val="0"/>
-                <w:i w:val="0"/>
-                <w:color w:val="64748B"/>
-                <w:sz w:val="16"/>
-              </w:rPr>
-              <w:t>GT-CQ</w:t>
-            </w:r>
-          </w:p>
-        </w:tc>
-        <w:tc>
-          <w:tcPr>
-            <w:tcW w:type="dxa" w:w="4706"/>
-          </w:tcPr>
-          <w:p>
-            <w:r>
-              <w:rPr>
-                <w:b w:val="0"/>
-                <w:i w:val="0"/>
-                <w:sz w:val="17"/>
-              </w:rPr>
-              <w:t>veuillez, s'il vous plait, confirmer les frais de scolarité ( 1000 FCFA) payée de Aissatou Doucoure avec le QG ou apporter les corrections nécessaires.</w:t>
-            </w:r>
-          </w:p>
-        </w:tc>
-      </w:tr>
-      <w:tr>
-        <w:tc>
-          <w:tcPr>
-            <w:tcW w:type="dxa" w:w="964"/>
-          </w:tcPr>
-          <w:p>
-            <w:r>
-              <w:rPr>
-                <w:b/>
-                <w:i w:val="0"/>
-                <w:color w:val="EA580C"/>
-                <w:sz w:val="16"/>
-              </w:rPr>
-              <w:t>Moyenne</w:t>
-            </w:r>
-          </w:p>
-        </w:tc>
-        <w:tc>
-          <w:tcPr>
-            <w:tcW w:type="dxa" w:w="1247"/>
-          </w:tcPr>
-          <w:p>
-            <w:r>
-              <w:rPr>
-                <w:b/>
-                <w:i w:val="0"/>
-                <w:sz w:val="16"/>
-              </w:rPr>
-              <w:t>S02</w:t>
-              <w:br/>
-            </w:r>
-            <w:r>
-              <w:rPr>
-                <w:b w:val="0"/>
-                <w:i w:val="0"/>
-                <w:color w:val="64748B"/>
-                <w:sz w:val="14"/>
-              </w:rPr>
-              <w:t>Éducation</w:t>
-            </w:r>
-          </w:p>
-        </w:tc>
-        <w:tc>
-          <w:tcPr>
-            <w:tcW w:type="dxa" w:w="1531"/>
-          </w:tcPr>
-          <w:p>
-            <w:r>
-              <w:rPr>
-                <w:b/>
-                <w:i w:val="0"/>
-                <w:color w:val="16A34A"/>
-                <w:sz w:val="16"/>
-              </w:rPr>
-              <w:t>s01q63, s00q04, s02q25, s01q00b, s02q17_2, s02q15_2</w:t>
-            </w:r>
-          </w:p>
-        </w:tc>
-        <w:tc>
-          <w:tcPr>
-            <w:tcW w:type="dxa" w:w="1191"/>
-          </w:tcPr>
-          <w:p>
-            <w:r>
-              <w:rPr>
-                <w:b w:val="0"/>
-                <w:i w:val="0"/>
-                <w:color w:val="64748B"/>
-                <w:sz w:val="16"/>
-              </w:rPr>
-              <w:t>GT-CQ</w:t>
-            </w:r>
-          </w:p>
-        </w:tc>
-        <w:tc>
-          <w:tcPr>
-            <w:tcW w:type="dxa" w:w="4706"/>
-          </w:tcPr>
-          <w:p>
-            <w:r>
-              <w:rPr>
-                <w:b w:val="0"/>
-                <w:i w:val="0"/>
-                <w:sz w:val="17"/>
-              </w:rPr>
-              <w:t>Dans les milieux urbains c'est peu probable de voir une école dont les élèves ou étudiants ne dépensent pas en frais d'uniformes, prière de verifier pour Aissatou Doucoure qui fréquente 5ème année de Primaire et corriger ou confirmer avec le QG.</w:t>
-            </w:r>
-          </w:p>
-        </w:tc>
-      </w:tr>
-      <w:tr>
-        <w:tc>
-          <w:tcPr>
-            <w:tcW w:type="dxa" w:w="964"/>
-          </w:tcPr>
-          <w:p>
-            <w:r>
-              <w:rPr>
-                <w:b/>
-                <w:i w:val="0"/>
-                <w:color w:val="EA580C"/>
-                <w:sz w:val="16"/>
-              </w:rPr>
-              <w:t>Moyenne</w:t>
-            </w:r>
-          </w:p>
-        </w:tc>
-        <w:tc>
-          <w:tcPr>
-            <w:tcW w:type="dxa" w:w="1247"/>
-          </w:tcPr>
-          <w:p>
-            <w:r>
-              <w:rPr>
-                <w:b/>
-                <w:i w:val="0"/>
-                <w:sz w:val="16"/>
-              </w:rPr>
-              <w:t>S02</w:t>
-              <w:br/>
-            </w:r>
-            <w:r>
-              <w:rPr>
-                <w:b w:val="0"/>
-                <w:i w:val="0"/>
-                <w:color w:val="64748B"/>
-                <w:sz w:val="14"/>
-              </w:rPr>
-              <w:t>Éducation</w:t>
-            </w:r>
-          </w:p>
-        </w:tc>
-        <w:tc>
-          <w:tcPr>
-            <w:tcW w:type="dxa" w:w="1531"/>
-          </w:tcPr>
-          <w:p>
-            <w:r>
-              <w:rPr>
-                <w:b/>
-                <w:i w:val="0"/>
-                <w:color w:val="16A34A"/>
-                <w:sz w:val="16"/>
-              </w:rPr>
-              <w:t>—</w:t>
-            </w:r>
-          </w:p>
-        </w:tc>
-        <w:tc>
-          <w:tcPr>
-            <w:tcW w:type="dxa" w:w="1191"/>
-          </w:tcPr>
-          <w:p>
-            <w:r>
-              <w:rPr>
-                <w:b w:val="0"/>
-                <w:i w:val="0"/>
-                <w:color w:val="64748B"/>
-                <w:sz w:val="16"/>
-              </w:rPr>
-              <w:t>GT-CQ</w:t>
-            </w:r>
-          </w:p>
-        </w:tc>
-        <w:tc>
-          <w:tcPr>
-            <w:tcW w:type="dxa" w:w="4706"/>
-          </w:tcPr>
-          <w:p>
-            <w:r>
-              <w:rPr>
-                <w:b w:val="0"/>
-                <w:i w:val="0"/>
-                <w:sz w:val="17"/>
-              </w:rPr>
-              <w:t>veuillez, s'il vous plait, confirmer les frais de scolarité ( 1000 FCFA) payée de Alpha Oumar Doucoure avec le QG ou apporter les corrections nécessaires.</w:t>
-            </w:r>
-          </w:p>
-        </w:tc>
-      </w:tr>
-      <w:tr>
-        <w:tc>
-          <w:tcPr>
-            <w:tcW w:type="dxa" w:w="964"/>
-          </w:tcPr>
-          <w:p>
-            <w:r>
-              <w:rPr>
-                <w:b/>
-                <w:i w:val="0"/>
-                <w:color w:val="EA580C"/>
-                <w:sz w:val="16"/>
-              </w:rPr>
-              <w:t>Moyenne</w:t>
-            </w:r>
-          </w:p>
-        </w:tc>
-        <w:tc>
-          <w:tcPr>
-            <w:tcW w:type="dxa" w:w="1247"/>
-          </w:tcPr>
-          <w:p>
-            <w:r>
-              <w:rPr>
-                <w:b/>
-                <w:i w:val="0"/>
-                <w:sz w:val="16"/>
-              </w:rPr>
-              <w:t>S02</w:t>
-              <w:br/>
-            </w:r>
-            <w:r>
-              <w:rPr>
-                <w:b w:val="0"/>
-                <w:i w:val="0"/>
-                <w:color w:val="64748B"/>
-                <w:sz w:val="14"/>
-              </w:rPr>
-              <w:t>Éducation</w:t>
-            </w:r>
-          </w:p>
-        </w:tc>
-        <w:tc>
-          <w:tcPr>
-            <w:tcW w:type="dxa" w:w="1531"/>
-          </w:tcPr>
-          <w:p>
-            <w:r>
-              <w:rPr>
-                <w:b/>
-                <w:i w:val="0"/>
-                <w:color w:val="16A34A"/>
-                <w:sz w:val="16"/>
-              </w:rPr>
-              <w:t>s01q63, s00q04, s02q25, s01q00b, s02q17_2, s02q15_2</w:t>
-            </w:r>
-          </w:p>
-        </w:tc>
-        <w:tc>
-          <w:tcPr>
-            <w:tcW w:type="dxa" w:w="1191"/>
-          </w:tcPr>
-          <w:p>
-            <w:r>
-              <w:rPr>
-                <w:b w:val="0"/>
-                <w:i w:val="0"/>
-                <w:color w:val="64748B"/>
-                <w:sz w:val="16"/>
-              </w:rPr>
-              <w:t>GT-CQ</w:t>
-            </w:r>
-          </w:p>
-        </w:tc>
-        <w:tc>
-          <w:tcPr>
-            <w:tcW w:type="dxa" w:w="4706"/>
-          </w:tcPr>
-          <w:p>
-            <w:r>
-              <w:rPr>
-                <w:b w:val="0"/>
-                <w:i w:val="0"/>
-                <w:sz w:val="17"/>
-              </w:rPr>
               <w:t>Dans les milieux urbains c'est peu probable de voir une école dont les élèves ou étudiants ne dépensent pas en frais d'uniformes, prière de verifier pour Alpha Oumar Doucoure qui fréquente 2ème année de Primaire et corriger ou confirmer avec le QG.</w:t>
-            </w:r>
-          </w:p>
-        </w:tc>
-      </w:tr>
-      <w:tr>
-        <w:tc>
-          <w:tcPr>
-            <w:tcW w:type="dxa" w:w="964"/>
-          </w:tcPr>
-          <w:p>
-            <w:r>
-              <w:rPr>
-                <w:b/>
-                <w:i w:val="0"/>
-                <w:color w:val="EA580C"/>
-                <w:sz w:val="16"/>
-              </w:rPr>
-              <w:t>Moyenne</w:t>
-            </w:r>
-          </w:p>
-        </w:tc>
-        <w:tc>
-          <w:tcPr>
-            <w:tcW w:type="dxa" w:w="1247"/>
-          </w:tcPr>
-          <w:p>
-            <w:r>
-              <w:rPr>
-                <w:b/>
-                <w:i w:val="0"/>
-                <w:sz w:val="16"/>
-              </w:rPr>
-              <w:t>S02</w:t>
-              <w:br/>
-            </w:r>
-            <w:r>
-              <w:rPr>
-                <w:b w:val="0"/>
-                <w:i w:val="0"/>
-                <w:color w:val="64748B"/>
-                <w:sz w:val="14"/>
-              </w:rPr>
-              <w:t>Éducation</w:t>
-            </w:r>
-          </w:p>
-        </w:tc>
-        <w:tc>
-          <w:tcPr>
-            <w:tcW w:type="dxa" w:w="1531"/>
-          </w:tcPr>
-          <w:p>
-            <w:r>
-              <w:rPr>
-                <w:b/>
-                <w:i w:val="0"/>
-                <w:color w:val="16A34A"/>
-                <w:sz w:val="16"/>
-              </w:rPr>
-              <w:t>—</w:t>
-            </w:r>
-          </w:p>
-        </w:tc>
-        <w:tc>
-          <w:tcPr>
-            <w:tcW w:type="dxa" w:w="1191"/>
-          </w:tcPr>
-          <w:p>
-            <w:r>
-              <w:rPr>
-                <w:b w:val="0"/>
-                <w:i w:val="0"/>
-                <w:color w:val="64748B"/>
-                <w:sz w:val="16"/>
-              </w:rPr>
-              <w:t>GT-CQ</w:t>
-            </w:r>
-          </w:p>
-        </w:tc>
-        <w:tc>
-          <w:tcPr>
-            <w:tcW w:type="dxa" w:w="4706"/>
-          </w:tcPr>
-          <w:p>
-            <w:r>
-              <w:rPr>
-                <w:b w:val="0"/>
-                <w:i w:val="0"/>
-                <w:sz w:val="17"/>
-              </w:rPr>
-              <w:t>veuillez, s'il vous plait, confirmer les frais de scolarité ( 5000 FCFA) payée de Adama Dian Doucoure avec le QG ou apporter les corrections nécessaires.</w:t>
-            </w:r>
-          </w:p>
-        </w:tc>
-      </w:tr>
-      <w:tr>
-        <w:tc>
-          <w:tcPr>
-            <w:tcW w:type="dxa" w:w="964"/>
-          </w:tcPr>
-          <w:p>
-            <w:r>
-              <w:rPr>
-                <w:b/>
-                <w:i w:val="0"/>
-                <w:color w:val="EA580C"/>
-                <w:sz w:val="16"/>
-              </w:rPr>
-              <w:t>Moyenne</w:t>
-            </w:r>
-          </w:p>
-        </w:tc>
-        <w:tc>
-          <w:tcPr>
-            <w:tcW w:type="dxa" w:w="1247"/>
-          </w:tcPr>
-          <w:p>
-            <w:r>
-              <w:rPr>
-                <w:b/>
-                <w:i w:val="0"/>
-                <w:sz w:val="16"/>
-              </w:rPr>
-              <w:t>S02</w:t>
-              <w:br/>
-            </w:r>
-            <w:r>
-              <w:rPr>
-                <w:b w:val="0"/>
-                <w:i w:val="0"/>
-                <w:color w:val="64748B"/>
-                <w:sz w:val="14"/>
-              </w:rPr>
-              <w:t>Éducation</w:t>
-            </w:r>
-          </w:p>
-        </w:tc>
-        <w:tc>
-          <w:tcPr>
-            <w:tcW w:type="dxa" w:w="1531"/>
-          </w:tcPr>
-          <w:p>
-            <w:r>
-              <w:rPr>
-                <w:b/>
-                <w:i w:val="0"/>
-                <w:color w:val="16A34A"/>
-                <w:sz w:val="16"/>
-              </w:rPr>
-              <w:t>s01q63, s00q04, s02q25, s01q00b, s02q17_2, s02q15_2</w:t>
-            </w:r>
-          </w:p>
-        </w:tc>
-        <w:tc>
-          <w:tcPr>
-            <w:tcW w:type="dxa" w:w="1191"/>
-          </w:tcPr>
-          <w:p>
-            <w:r>
-              <w:rPr>
-                <w:b w:val="0"/>
-                <w:i w:val="0"/>
-                <w:color w:val="64748B"/>
-                <w:sz w:val="16"/>
-              </w:rPr>
-              <w:t>GT-CQ</w:t>
-            </w:r>
-          </w:p>
-        </w:tc>
-        <w:tc>
-          <w:tcPr>
-            <w:tcW w:type="dxa" w:w="4706"/>
-          </w:tcPr>
-          <w:p>
-            <w:r>
-              <w:rPr>
-                <w:b w:val="0"/>
-                <w:i w:val="0"/>
-                <w:sz w:val="17"/>
-              </w:rPr>
-              <w:t>Dans les milieux urbains c'est peu probable de voir une école dont les élèves ou étudiants ne dépensent pas en frais d'uniformes, prière de verifier pour Adama Dian Doucoure qui fréquente 1ére année de Secondaire 2 Général et corriger ou confirmer avec le QG.</w:t>
-            </w:r>
-          </w:p>
-        </w:tc>
-      </w:tr>
-      <w:tr>
-        <w:tc>
-          <w:tcPr>
-            <w:tcW w:type="dxa" w:w="964"/>
-          </w:tcPr>
-          <w:p>
-            <w:r>
-              <w:rPr>
-                <w:b/>
-                <w:i w:val="0"/>
-                <w:color w:val="EA580C"/>
-                <w:sz w:val="16"/>
-              </w:rPr>
-              <w:t>Moyenne</w:t>
-            </w:r>
-          </w:p>
-        </w:tc>
-        <w:tc>
-          <w:tcPr>
-            <w:tcW w:type="dxa" w:w="1247"/>
-          </w:tcPr>
-          <w:p>
-            <w:r>
-              <w:rPr>
-                <w:b/>
-                <w:i w:val="0"/>
-                <w:sz w:val="16"/>
-              </w:rPr>
-              <w:t>S02</w:t>
-              <w:br/>
-            </w:r>
-            <w:r>
-              <w:rPr>
-                <w:b w:val="0"/>
-                <w:i w:val="0"/>
-                <w:color w:val="64748B"/>
-                <w:sz w:val="14"/>
-              </w:rPr>
-              <w:t>Éducation</w:t>
-            </w:r>
-          </w:p>
-        </w:tc>
-        <w:tc>
-          <w:tcPr>
-            <w:tcW w:type="dxa" w:w="1531"/>
-          </w:tcPr>
-          <w:p>
-            <w:r>
-              <w:rPr>
-                <w:b/>
-                <w:i w:val="0"/>
-                <w:color w:val="16A34A"/>
-                <w:sz w:val="16"/>
-              </w:rPr>
-              <w:t>—</w:t>
-            </w:r>
-          </w:p>
-        </w:tc>
-        <w:tc>
-          <w:tcPr>
-            <w:tcW w:type="dxa" w:w="1191"/>
-          </w:tcPr>
-          <w:p>
-            <w:r>
-              <w:rPr>
-                <w:b w:val="0"/>
-                <w:i w:val="0"/>
-                <w:color w:val="64748B"/>
-                <w:sz w:val="16"/>
-              </w:rPr>
-              <w:t>GT-CQ</w:t>
-            </w:r>
-          </w:p>
-        </w:tc>
-        <w:tc>
-          <w:tcPr>
-            <w:tcW w:type="dxa" w:w="4706"/>
-          </w:tcPr>
-          <w:p>
-            <w:r>
-              <w:rPr>
-                <w:b w:val="0"/>
-                <w:i w:val="0"/>
-                <w:sz w:val="17"/>
-              </w:rPr>
-              <w:t>veuillez, s'il vous plait, confirmer les frais de scolarité ( 5500 FCFA) payée de Amadou Doucoure avec le QG ou apporter les corrections nécessaires.</w:t>
             </w:r>
           </w:p>
         </w:tc>
